--- a/courts/eighth-circuit/missouri/state/court-of-appeals-southern-district/opening-brief/usage/OUTPUT-opening-brief.docx
+++ b/courts/eighth-circuit/missouri/state/court-of-appeals-southern-district/opening-brief/usage/OUTPUT-opening-brief.docx
@@ -7896,7 +7896,7 @@
         <w:pStyle w:val="XdQuoteOnly"/>
       </w:pPr>
       <w:r>
-        <w:t xml:space="preserve">We conclude that the incident of August 12, 2011, was (1) unexpected, (2) traumatic, (3) identifiable by time and place of occurrence, and (4) produced at the time objective symptoms of an injury caused by a specific event during a single work shift -namely, employee’s difficulty breathing and his spitting up blood. We conclude, therefore, that employee suffered an accident.</w:t>
+        <w:t xml:space="preserve">We conclude that the incident of August 12, 2011, was (1) unexpected, (2) traumatic, (3) identifiable by time and place of occurrence, and (4) produced at the time objective symptoms of an injury caused by a specific event during a single work shift -​namely, employee’s difficulty breathing and his spitting up blood. We conclude, therefore, that employee suffered an accident.</w:t>
       </w:r>
     </w:p>
     <w:p>
@@ -8947,7 +8947,7 @@
         <w:t xml:space="preserve"> </w:t>
       </w:r>
       <w:r>
-        <w:t xml:space="preserve">A person with a pulmonary contusion has a bruise to the lung, which results in bleeding into the lung tissue. The collection of blood can prevent oxygen from passing from the lung, into the bloodstream. http://www.freemd.com/​pulmonary-contusion/​overview.htm</w:t>
+        <w:t xml:space="preserve">A person with a pulmonary contusion has a bruise to the lung, which results in bleeding into the lung tissue. The collection of blood can prevent oxygen from passing from the lung, into the bloodstream. http://​​www.​freemd.​com/​​pulmonary-​contusion/​​overview.​htm</w:t>
       </w:r>
     </w:p>
   </w:footnote>
@@ -8966,7 +8966,7 @@
         <w:t xml:space="preserve"> </w:t>
       </w:r>
       <w:r>
-        <w:t xml:space="preserve">A hypertensive crisis is a severe increase in blood pressure that can lead to a stroke. As a result, the heart may not be able to pump blood effectively. http://www.mayoclinic.org/​diseases-conditions/​high-blood-pressure/​expert-answers/​hypertensive-crisis/​faq</w:t>
+        <w:t xml:space="preserve">A hypertensive crisis is a severe increase in blood pressure that can lead to a stroke. As a result, the heart may not be able to pump blood effectively. http://​​www.​mayoclinic.​org/​​diseases-​conditions/​​high-​blood-​pressure/​​expert-​answers/​​hypertensive-​crisis/​​faq</w:t>
       </w:r>
       <w:r>
         <w:noBreakHyphen/>
@@ -9733,6 +9733,7 @@
     <w:unhideWhenUsed/>
     <w:qFormat/>
     <w:pPr>
+      <w:keepLines/>
       <w:spacing w:before="0" w:after="140" w:line="299" w:lineRule="exact"/>
     </w:pPr>
     <w:rPr>

--- a/courts/eighth-circuit/missouri/state/court-of-appeals-southern-district/opening-brief/usage/OUTPUT-opening-brief.docx
+++ b/courts/eighth-circuit/missouri/state/court-of-appeals-southern-district/opening-brief/usage/OUTPUT-opening-brief.docx
@@ -3788,7 +3788,7 @@
         <w:noBreakHyphen/>
       </w:r>
       <w:r>
-        <w:t xml:space="preserve">25). Malam testified that, “I know I had a nice bruise later. . .Yes, just below my ribcage.” (Tr. Pg. 772 pg. 42 Ln. 21</w:t>
+        <w:t xml:space="preserve">25). Malam testified that, “I know I had a nice bruise later. . .Yes, just below my ribcage.” (Tr. Pg. 772 pg. 42 Ln. 21</w:t>
       </w:r>
       <w:r>
         <w:noBreakHyphen/>
@@ -4646,7 +4646,7 @@
         <w:pStyle w:val="BodyText"/>
       </w:pPr>
       <w:r>
-        <w:t xml:space="preserve">A. Probably about a 6. . . (Tr. Pg. 810 Ln. 4</w:t>
+        <w:t xml:space="preserve">A. Probably about a 6. . . (Tr. Pg. 810 Ln. 4</w:t>
       </w:r>
       <w:r>
         <w:noBreakHyphen/>
@@ -4776,7 +4776,7 @@
         <w:pStyle w:val="BodyText"/>
       </w:pPr>
       <w:r>
-        <w:t xml:space="preserve">A. No, ma’am. . . (Tr. Pg. 811 Ln. 6</w:t>
+        <w:t xml:space="preserve">A. No, ma’am. . . (Tr. Pg. 811 Ln. 6</w:t>
       </w:r>
       <w:r>
         <w:noBreakHyphen/>
@@ -4940,7 +4940,7 @@
         <w:pStyle w:val="BodyText"/>
       </w:pPr>
       <w:r>
-        <w:t xml:space="preserve">A. Yes, sir. . . (Tr. Pg. 819 Ln. 16</w:t>
+        <w:t xml:space="preserve">A. Yes, sir. . . (Tr. Pg. 819 Ln. 16</w:t>
       </w:r>
       <w:r>
         <w:noBreakHyphen/>
@@ -4962,7 +4962,7 @@
         <w:pStyle w:val="BodyText"/>
       </w:pPr>
       <w:r>
-        <w:t xml:space="preserve">A. Probably about five to ten minutes. . . (Tr. Pg. 821</w:t>
+        <w:t xml:space="preserve">A. Probably about five to ten minutes. . . (Tr. Pg. 821</w:t>
       </w:r>
       <w:r>
         <w:noBreakHyphen/>
@@ -5456,7 +5456,7 @@
         <w:noBreakHyphen/>
       </w:r>
       <w:r>
-        <w:t xml:space="preserve">2). He never told Dr. Puricelli that “he did not fall to the floor” during the encounter with the inmate. (Tr. Pg. 787). Her statement that “He did not, admittedly, sustain any trauma” was completely false. Dr. Puricelli has not examined Malam since September 21, 2011, and did review any medical records or depositions taken since then. Based upon her expressed belief that “he did not, admittedly, sustain any trauma” she concluded that the August 12, 2011 work event was not the prevailing factor “in causing Mr. Malam’s above mentioned past or current diagnosis. (Tr. Pg. 791). “It is my opinion that his current diagnosis are hypertension, nonischemic cardiomyopahty, and diabetes melliltus. . . His preexisting conditions included history of hypertension, history of diabetes, and history of nonischemic cardiomyopathy.” (Tr. Pg. 791). “These pre-existing conditions contributed to the current diagnosis and the need for treatment that occurred on August 12, 2011.” (Tr. Pg. 791). Dr. Puricelli did not opine what, if any, injuries Malam did suffer in the incident and she did not opine anywhere as to whether the treatment Malam received was “necessary to cure and relieve the effects” of the August 12, 2011 incident. She did feel that Malam’s excessive drinking of fluids before the incident “exacerbated” his hypertension. (Tr. Pg. 791). She felt that another hypertensive crisis “could occur at any time” without adequate treatment. (Tr. Pg. 791).</w:t>
+        <w:t xml:space="preserve">2). He never told Dr. Puricelli that “he did not fall to the floor” during the encounter with the inmate. (Tr. Pg. 787). Her statement that “He did not, admittedly, sustain any trauma” was completely false. Dr. Puricelli has not examined Malam since September 21, 2011, and did review any medical records or depositions taken since then. Based upon her expressed belief that “he did not, admittedly, sustain any trauma” she concluded that the August 12, 2011 work event was not the prevailing factor “in causing Mr. Malam’s above mentioned past or current diagnosis. (Tr. Pg. 791). “It is my opinion that his current diagnosis are hypertension, nonischemic cardiomyopahty, and diabetes melliltus. . . His preexisting conditions included history of hypertension, history of diabetes, and history of nonischemic cardiomyopathy.” (Tr. Pg. 791). “These pre-existing conditions contributed to the current diagnosis and the need for treatment that occurred on August 12, 2011.” (Tr. Pg. 791). Dr. Puricelli did not opine what, if any, injuries Malam did suffer in the incident and she did not opine anywhere as to whether the treatment Malam received was “necessary to cure and relieve the effects” of the August 12, 2011 incident. She did feel that Malam’s excessive drinking of fluids before the incident “exacerbated” his hypertension. (Tr. Pg. 791). She felt that another hypertensive crisis “could occur at any time” without adequate treatment. (Tr. Pg. 791).</w:t>
       </w:r>
     </w:p>
     <w:p>
@@ -5478,7 +5478,7 @@
         <w:pStyle w:val="BodyText"/>
       </w:pPr>
       <w:r>
-        <w:t xml:space="preserve">The Labor &amp; Industrial Relations Commission (“Commission”) reviewed and affirmed the Award, but reversed the ALJ’s conclusion that there was no accident and specifically reversed the ALJ’s credibility determinations regarding the physicians, finding Dr. Koprivica more credible than Dr. Puricelli. “This is because Dr. Puricelli did not have the correct facts; she believed, for instance, that employee did not fall to the ground during the take down of the inmate. She also based her opinion, in part, on her determination that employee’s preexisting hypertension was inadequately treated before August 12, 2011, but we find no clear indication in the record that this was the case. . . Employee’s unimpeached and credible testimony suggests (and we so find) that he was taking medications for hypertension and was regularly seeing a physician for checkups regarding his high blood pressure before August 12, 2011.” (Appendix/​Award p. 2).</w:t>
+        <w:t xml:space="preserve">The Labor &amp; Industrial Relations Commission (“Commission”) reviewed and affirmed the Award, but reversed the ALJ’s conclusion that there was no accident and specifically reversed the ALJ’s credibility determinations regarding the physicians, finding Dr. Koprivica more credible than Dr. Puricelli. “This is because Dr. Puricelli did not have the correct facts; she believed, for instance, that employee did not fall to the ground during the take down of the inmate. She also based her opinion, in part, on her determination that employee’s preexisting hypertension was inadequately treated before August 12, 2011, but we find no clear indication in the record that this was the case. . . Employee’s unimpeached and credible testimony suggests (and we so find) that he was taking medications for hypertension and was regularly seeing a physician for checkups regarding his high blood pressure before August 12, 2011.” (Appendix/​Award p. 2).</w:t>
       </w:r>
     </w:p>
     <w:p>
@@ -7888,7 +7888,7 @@
         <w:pStyle w:val="BodyText"/>
       </w:pPr>
       <w:r>
-        <w:t xml:space="preserve">The Commission failed to determine whether a compensable injury, any compensable injury, occurred. Instead, the Commission limited the focus of its inquiry into whether the accident was the prevailing factor in causing Malam’s hypertensive crisis , when it should have first determined whether a compensable injury of any kind occurred, including physical and/​or emotional stress. The Commission erred by focusing on the hypertensive crisis as the sole possible compensable injury, without considering whether spitting up blood, bruising to the chest and lungs, difficulty in breathing and/​or physical/​emotional stresses were in and of themselves compensable injuries, even though the Commission did conclude that an accident occurred with “objective evidence of injury”:</w:t>
+        <w:t xml:space="preserve">The Commission failed to determine whether a compensable injury, any compensable injury, occurred. Instead, the Commission limited the focus of its inquiry into whether the accident was the prevailing factor in causing Malam’s hypertensive crisis , when it should have first determined whether a compensable injury of any kind occurred, including physical and/​or emotional stress. The Commission erred by focusing on the hypertensive crisis as the sole possible compensable injury, without considering whether spitting up blood, bruising to the chest and lungs, difficulty in breathing and/​or physical/​emotional stresses were in and of themselves compensable injuries, even though the Commission did conclude that an accident occurred with “objective evidence of injury”:</w:t>
       </w:r>
     </w:p>
     <w:p>
@@ -7958,7 +7958,7 @@
         <w:t xml:space="preserve"> </w:t>
       </w:r>
       <w:r>
-        <w:t xml:space="preserve">at 517. Herein, the Commission specifically found that there was objective evidence of difficulty breathing and spitting up blood, and both medical conditions were noted in the emergency response records. (Tr. p. 589, 596, Appendix/​Award p. 2). Malam testified that the incident caused an adrenalin rush and a bruise to his chest, “I know I had a nice bruise later. . .Yes, just below my ribcage.” (Tr. Pg. 772). Dr. Stubbs diagnosed “pulmonary contusions” at Texas County Memorial Hospital. (Tr. Pg. 576). Malam was not diagnosed with a hypertensive crisis until after he was transported to Cox Hospital in Springfield, MO. These objective findings can only be consistent with holding that a compensable injury occurred to the employee’s chest and lungs before the hypertensive crisis fully developed. The Commission erred because it didn’t first attempt to determine whether there was any compensable injury, physical and/​or emotional, it merely determined that the hypertensive crisis was not a compensable injury in and of itself.</w:t>
+        <w:t xml:space="preserve">at 517. Herein, the Commission specifically found that there was objective evidence of difficulty breathing and spitting up blood, and both medical conditions were noted in the emergency response records. (Tr. p. 589, 596, Appendix/​Award p. 2). Malam testified that the incident caused an adrenalin rush and a bruise to his chest, “I know I had a nice bruise later. . .Yes, just below my ribcage.” (Tr. Pg. 772). Dr. Stubbs diagnosed “pulmonary contusions” at Texas County Memorial Hospital. (Tr. Pg. 576). Malam was not diagnosed with a hypertensive crisis until after he was transported to Cox Hospital in Springfield, MO. These objective findings can only be consistent with holding that a compensable injury occurred to the employee’s chest and lungs before the hypertensive crisis fully developed. The Commission erred because it didn’t first attempt to determine whether there was any compensable injury, physical and/​or emotional, it merely determined that the hypertensive crisis was not a compensable injury in and of itself.</w:t>
       </w:r>
     </w:p>
     <w:p>
@@ -8947,7 +8947,7 @@
         <w:t xml:space="preserve"> </w:t>
       </w:r>
       <w:r>
-        <w:t xml:space="preserve">A person with a pulmonary contusion has a bruise to the lung, which results in bleeding into the lung tissue. The collection of blood can prevent oxygen from passing from the lung, into the bloodstream. http://​​www.​freemd.​com/​​pulmonary-​contusion/​​overview.​htm</w:t>
+        <w:t xml:space="preserve">A person with a pulmonary contusion has a bruise to the lung, which results in bleeding into the lung tissue. The collection of blood can prevent oxygen from passing from the lung, into the bloodstream. http://​www.​freemd.​com/​pulmonary-​contusion/​overview.​htm</w:t>
       </w:r>
     </w:p>
   </w:footnote>
@@ -8966,7 +8966,7 @@
         <w:t xml:space="preserve"> </w:t>
       </w:r>
       <w:r>
-        <w:t xml:space="preserve">A hypertensive crisis is a severe increase in blood pressure that can lead to a stroke. As a result, the heart may not be able to pump blood effectively. http://​​www.​mayoclinic.​org/​​diseases-​conditions/​​high-​blood-​pressure/​​expert-​answers/​​hypertensive-​crisis/​​faq</w:t>
+        <w:t xml:space="preserve">A hypertensive crisis is a severe increase in blood pressure that can lead to a stroke. As a result, the heart may not be able to pump blood effectively. http://​www.​mayoclinic.​org/​diseases-​conditions/​high-​blood-​pressure/​expert-​answers/​hypertensive-​crisis/​faq</w:t>
       </w:r>
       <w:r>
         <w:noBreakHyphen/>
@@ -9986,6 +9986,33 @@
       <w:ind w:left="2160" w:hanging="720"/>
     </w:pPr>
   </w:style>
+  <w:style w:type="paragraph" w:customStyle="1" w:styleId="XdQuoteList1">
+    <w:name w:val="Xd Quote List 1"/>
+    <w:basedOn w:val="Normal"/>
+    <w:qFormat/>
+    <w:pPr>
+      <w:spacing w:before="0" w:after="0" w:line="299" w:lineRule="exact"/>
+      <w:ind w:left="1440" w:right="720" w:hanging="720"/>
+    </w:pPr>
+  </w:style>
+  <w:style w:type="paragraph" w:customStyle="1" w:styleId="XdQuoteList2">
+    <w:name w:val="Xd Quote List 2"/>
+    <w:basedOn w:val="Normal"/>
+    <w:qFormat/>
+    <w:pPr>
+      <w:spacing w:before="0" w:after="0" w:line="299" w:lineRule="exact"/>
+      <w:ind w:left="2160" w:right="720" w:hanging="720"/>
+    </w:pPr>
+  </w:style>
+  <w:style w:type="paragraph" w:customStyle="1" w:styleId="XdQuoteList3">
+    <w:name w:val="Xd Quote List 3"/>
+    <w:basedOn w:val="Normal"/>
+    <w:qFormat/>
+    <w:pPr>
+      <w:spacing w:before="0" w:after="0" w:line="299" w:lineRule="exact"/>
+      <w:ind w:left="2880" w:right="720" w:hanging="720"/>
+    </w:pPr>
+  </w:style>
   <w:style w:type="paragraph" w:customStyle="1" w:styleId="XdQuoteOnly">
     <w:name w:val="XdQuoteOnly"/>
     <w:basedOn w:val="BodyText"/>

--- a/courts/eighth-circuit/missouri/state/court-of-appeals-southern-district/opening-brief/usage/OUTPUT-opening-brief.docx
+++ b/courts/eighth-circuit/missouri/state/court-of-appeals-southern-district/opening-brief/usage/OUTPUT-opening-brief.docx
@@ -3788,7 +3788,7 @@
         <w:noBreakHyphen/>
       </w:r>
       <w:r>
-        <w:t xml:space="preserve">25). Malam testified that, “I know I had a nice bruise later. . .Yes, just below my ribcage.” (Tr. Pg. 772 pg. 42 Ln. 21</w:t>
+        <w:t xml:space="preserve">25). Malam testified that, “I know I had a nice bruise later. ⁠. ⁠.Yes, just below my ribcage.” (Tr. Pg. 772 pg. 42 Ln. 21</w:t>
       </w:r>
       <w:r>
         <w:noBreakHyphen/>
@@ -4646,7 +4646,7 @@
         <w:pStyle w:val="BodyText"/>
       </w:pPr>
       <w:r>
-        <w:t xml:space="preserve">A. Probably about a 6. . . (Tr. Pg. 810 Ln. 4</w:t>
+        <w:t xml:space="preserve">A. Probably about a 6. ⁠. ⁠. (Tr. Pg. 810 Ln. 4</w:t>
       </w:r>
       <w:r>
         <w:noBreakHyphen/>
@@ -4776,7 +4776,7 @@
         <w:pStyle w:val="BodyText"/>
       </w:pPr>
       <w:r>
-        <w:t xml:space="preserve">A. No, ma’am. . . (Tr. Pg. 811 Ln. 6</w:t>
+        <w:t xml:space="preserve">A. No, ma’am. ⁠. ⁠. (Tr. Pg. 811 Ln. 6</w:t>
       </w:r>
       <w:r>
         <w:noBreakHyphen/>
@@ -4940,7 +4940,7 @@
         <w:pStyle w:val="BodyText"/>
       </w:pPr>
       <w:r>
-        <w:t xml:space="preserve">A. Yes, sir. . . (Tr. Pg. 819 Ln. 16</w:t>
+        <w:t xml:space="preserve">A. Yes, sir. ⁠. ⁠. (Tr. Pg. 819 Ln. 16</w:t>
       </w:r>
       <w:r>
         <w:noBreakHyphen/>
@@ -4962,7 +4962,7 @@
         <w:pStyle w:val="BodyText"/>
       </w:pPr>
       <w:r>
-        <w:t xml:space="preserve">A. Probably about five to ten minutes. . . (Tr. Pg. 821</w:t>
+        <w:t xml:space="preserve">A. Probably about five to ten minutes. ⁠. ⁠. (Tr. Pg. 821</w:t>
       </w:r>
       <w:r>
         <w:noBreakHyphen/>
@@ -5456,7 +5456,7 @@
         <w:noBreakHyphen/>
       </w:r>
       <w:r>
-        <w:t xml:space="preserve">2). He never told Dr. Puricelli that “he did not fall to the floor” during the encounter with the inmate. (Tr. Pg. 787). Her statement that “He did not, admittedly, sustain any trauma” was completely false. Dr. Puricelli has not examined Malam since September 21, 2011, and did review any medical records or depositions taken since then. Based upon her expressed belief that “he did not, admittedly, sustain any trauma” she concluded that the August 12, 2011 work event was not the prevailing factor “in causing Mr. Malam’s above mentioned past or current diagnosis. (Tr. Pg. 791). “It is my opinion that his current diagnosis are hypertension, nonischemic cardiomyopahty, and diabetes melliltus. . . His preexisting conditions included history of hypertension, history of diabetes, and history of nonischemic cardiomyopathy.” (Tr. Pg. 791). “These pre-existing conditions contributed to the current diagnosis and the need for treatment that occurred on August 12, 2011.” (Tr. Pg. 791). Dr. Puricelli did not opine what, if any, injuries Malam did suffer in the incident and she did not opine anywhere as to whether the treatment Malam received was “necessary to cure and relieve the effects” of the August 12, 2011 incident. She did feel that Malam’s excessive drinking of fluids before the incident “exacerbated” his hypertension. (Tr. Pg. 791). She felt that another hypertensive crisis “could occur at any time” without adequate treatment. (Tr. Pg. 791).</w:t>
+        <w:t xml:space="preserve">2). He never told Dr. Puricelli that “he did not fall to the floor” during the encounter with the inmate. (Tr. Pg. 787). Her statement that “He did not, admittedly, sustain any trauma” was completely false. Dr. Puricelli has not examined Malam since September 21, 2011, and did review any medical records or depositions taken since then. Based upon her expressed belief that “he did not, admittedly, sustain any trauma” she concluded that the August 12, 2011 work event was not the prevailing factor “in causing Mr. Malam’s above mentioned past or current diagnosis. (Tr. Pg. 791). “It is my opinion that his current diagnosis are hypertension, nonischemic cardiomyopahty, and diabetes melliltus. ⁠. ⁠. His preexisting conditions included history of hypertension, history of diabetes, and history of nonischemic cardiomyopathy.” (Tr. Pg. 791). “These pre-existing conditions contributed to the current diagnosis and the need for treatment that occurred on August 12, 2011.” (Tr. Pg. 791). Dr. Puricelli did not opine what, if any, injuries Malam did suffer in the incident and she did not opine anywhere as to whether the treatment Malam received was “necessary to cure and relieve the effects” of the August 12, 2011 incident. She did feel that Malam’s excessive drinking of fluids before the incident “exacerbated” his hypertension. (Tr. Pg. 791). She felt that another hypertensive crisis “could occur at any time” without adequate treatment. (Tr. Pg. 791).</w:t>
       </w:r>
     </w:p>
     <w:p>
@@ -5478,7 +5478,7 @@
         <w:pStyle w:val="BodyText"/>
       </w:pPr>
       <w:r>
-        <w:t xml:space="preserve">The Labor &amp; Industrial Relations Commission (“Commission”) reviewed and affirmed the Award, but reversed the ALJ’s conclusion that there was no accident and specifically reversed the ALJ’s credibility determinations regarding the physicians, finding Dr. Koprivica more credible than Dr. Puricelli. “This is because Dr. Puricelli did not have the correct facts; she believed, for instance, that employee did not fall to the ground during the take down of the inmate. She also based her opinion, in part, on her determination that employee’s preexisting hypertension was inadequately treated before August 12, 2011, but we find no clear indication in the record that this was the case. . . Employee’s unimpeached and credible testimony suggests (and we so find) that he was taking medications for hypertension and was regularly seeing a physician for checkups regarding his high blood pressure before August 12, 2011.” (Appendix/​Award p. 2).</w:t>
+        <w:t xml:space="preserve">The Labor &amp; Industrial Relations Commission (“Commission”) reviewed and affirmed the Award, but reversed the ALJ’s conclusion that there was no accident and specifically reversed the ALJ’s credibility determinations regarding the physicians, finding Dr. Koprivica more credible than Dr. Puricelli. “This is because Dr. Puricelli did not have the correct facts; she believed, for instance, that employee did not fall to the ground during the take down of the inmate. She also based her opinion, in part, on her determination that employee’s preexisting hypertension was inadequately treated before August 12, 2011, but we find no clear indication in the record that this was the case. ⁠. ⁠. Employee’s unimpeached and credible testimony suggests (and we so find) that he was taking medications for hypertension and was regularly seeing a physician for checkups regarding his high blood pressure before August 12, 2011.” (Appendix/​Award p. 2).</w:t>
       </w:r>
     </w:p>
     <w:p>
@@ -7888,7 +7888,7 @@
         <w:pStyle w:val="BodyText"/>
       </w:pPr>
       <w:r>
-        <w:t xml:space="preserve">The Commission failed to determine whether a compensable injury, any compensable injury, occurred. Instead, the Commission limited the focus of its inquiry into whether the accident was the prevailing factor in causing Malam’s hypertensive crisis , when it should have first determined whether a compensable injury of any kind occurred, including physical and/​or emotional stress. The Commission erred by focusing on the hypertensive crisis as the sole possible compensable injury, without considering whether spitting up blood, bruising to the chest and lungs, difficulty in breathing and/​or physical/​emotional stresses were in and of themselves compensable injuries, even though the Commission did conclude that an accident occurred with “objective evidence of injury”:</w:t>
+        <w:t xml:space="preserve">The Commission failed to determine whether a compensable injury, any compensable injury, occurred. Instead, the Commission limited the focus of its inquiry into whether the accident was the prevailing factor in causing Malam’s hypertensive crisis ⁠, when it should have first determined whether a compensable injury of any kind occurred, including physical and/​or emotional stress. The Commission erred by focusing on the hypertensive crisis as the sole possible compensable injury, without considering whether spitting up blood, bruising to the chest and lungs, difficulty in breathing and/​or physical/​emotional stresses were in and of themselves compensable injuries, even though the Commission did conclude that an accident occurred with “objective evidence of injury”:</w:t>
       </w:r>
     </w:p>
     <w:p>
@@ -7958,7 +7958,7 @@
         <w:t xml:space="preserve"> </w:t>
       </w:r>
       <w:r>
-        <w:t xml:space="preserve">at 517. Herein, the Commission specifically found that there was objective evidence of difficulty breathing and spitting up blood, and both medical conditions were noted in the emergency response records. (Tr. p. 589, 596, Appendix/​Award p. 2). Malam testified that the incident caused an adrenalin rush and a bruise to his chest, “I know I had a nice bruise later. . .Yes, just below my ribcage.” (Tr. Pg. 772). Dr. Stubbs diagnosed “pulmonary contusions” at Texas County Memorial Hospital. (Tr. Pg. 576). Malam was not diagnosed with a hypertensive crisis until after he was transported to Cox Hospital in Springfield, MO. These objective findings can only be consistent with holding that a compensable injury occurred to the employee’s chest and lungs before the hypertensive crisis fully developed. The Commission erred because it didn’t first attempt to determine whether there was any compensable injury, physical and/​or emotional, it merely determined that the hypertensive crisis was not a compensable injury in and of itself.</w:t>
+        <w:t xml:space="preserve">at 517. Herein, the Commission specifically found that there was objective evidence of difficulty breathing and spitting up blood, and both medical conditions were noted in the emergency response records. (Tr. p. 589, 596, Appendix/​Award p. 2). Malam testified that the incident caused an adrenalin rush and a bruise to his chest, “I know I had a nice bruise later. ⁠. ⁠.Yes, just below my ribcage.” (Tr. Pg. 772). Dr. Stubbs diagnosed “pulmonary contusions” at Texas County Memorial Hospital. (Tr. Pg. 576). Malam was not diagnosed with a hypertensive crisis until after he was transported to Cox Hospital in Springfield, MO. These objective findings can only be consistent with holding that a compensable injury occurred to the employee’s chest and lungs before the hypertensive crisis fully developed. The Commission erred because it didn’t first attempt to determine whether there was any compensable injury, physical and/​or emotional, it merely determined that the hypertensive crisis was not a compensable injury in and of itself.</w:t>
       </w:r>
     </w:p>
     <w:p>
@@ -8742,7 +8742,7 @@
         <w:pStyle w:val="XdTail"/>
       </w:pPr>
       <w:r>
-        <w:t xml:space="preserve">By: /s/​Randy Charles Alberhasky</w:t>
+        <w:t xml:space="preserve">By: ⁠/s/​Randy Charles Alberhasky</w:t>
       </w:r>
     </w:p>
     <w:p>
@@ -8866,7 +8866,7 @@
         <w:pStyle w:val="XdTail"/>
       </w:pPr>
       <w:r>
-        <w:t xml:space="preserve">By: /s/​Randy Charles Alberhasky</w:t>
+        <w:t xml:space="preserve">By: ⁠/s/​Randy Charles Alberhasky</w:t>
       </w:r>
     </w:p>
     <w:p>
@@ -8966,13 +8966,7 @@
         <w:t xml:space="preserve"> </w:t>
       </w:r>
       <w:r>
-        <w:t xml:space="preserve">A hypertensive crisis is a severe increase in blood pressure that can lead to a stroke. As a result, the heart may not be able to pump blood effectively. http://​www.​mayoclinic.​org/​diseases-​conditions/​high-​blood-​pressure/​expert-​answers/​hypertensive-​crisis/​faq</w:t>
-      </w:r>
-      <w:r>
-        <w:noBreakHyphen/>
-      </w:r>
-      <w:r>
-        <w:t xml:space="preserve">20058491</w:t>
+        <w:t xml:space="preserve">A hypertensive crisis is a severe increase in blood pressure that can lead to a stroke. As a result, the heart may not be able to pump blood effectively. http://​www.​mayoclinic.​org/​diseases-​conditions/​high-​blood-​pressure/​expert-​answers/​hypertensive-​crisis/​faq-⁠20058491</w:t>
       </w:r>
     </w:p>
   </w:footnote>

--- a/courts/eighth-circuit/missouri/state/court-of-appeals-southern-district/opening-brief/usage/OUTPUT-opening-brief.docx
+++ b/courts/eighth-circuit/missouri/state/court-of-appeals-southern-district/opening-brief/usage/OUTPUT-opening-brief.docx
@@ -719,11 +719,7 @@
         <w:jc w:val="left"/>
       </w:pPr>
       <w:r>
-        <w:t xml:space="preserve">417</w:t>
-        <w:noBreakHyphen/>
-        <w:t xml:space="preserve">865</w:t>
-        <w:noBreakHyphen/>
-        <w:t xml:space="preserve">4444</w:t>
+        <w:t xml:space="preserve">417-⁠865-⁠4444</w:t>
       </w:r>
       <w:r>
         <w:t xml:space="preserve"> </w:t>
@@ -739,11 +735,7 @@
         <w:jc w:val="left"/>
       </w:pPr>
       <w:r>
-        <w:t xml:space="preserve">417</w:t>
-        <w:noBreakHyphen/>
-        <w:t xml:space="preserve">865</w:t>
-        <w:noBreakHyphen/>
-        <w:t xml:space="preserve">5159</w:t>
+        <w:t xml:space="preserve">417-⁠865-⁠5159</w:t>
       </w:r>
       <w:r>
         <w:t xml:space="preserve"> </w:t>
@@ -3714,145 +3706,31 @@
         <w:pStyle w:val="BodyText"/>
       </w:pPr>
       <w:r>
-        <w:t xml:space="preserve">Ronald Malam testified on his own behalf at the hearing. He was 53 years of age at the time of the hearing, having graduated from High School in 1979 in Kansas City, Missouri. Malam is married with two children. (Tr. Pg. 8</w:t>
-      </w:r>
-      <w:r>
-        <w:noBreakHyphen/>
-      </w:r>
-      <w:r>
-        <w:t xml:space="preserve">9 Ln. 20</w:t>
-      </w:r>
-      <w:r>
-        <w:noBreakHyphen/>
-      </w:r>
-      <w:r>
-        <w:t xml:space="preserve">2). He is currently living in Pomona, Missouri, where he has resided for the past 10 years. (Tr. Pg. 763 Pg. 7 Ln. 14</w:t>
-      </w:r>
-      <w:r>
-        <w:noBreakHyphen/>
-      </w:r>
-      <w:r>
-        <w:t xml:space="preserve">19). He worked during high school at Montgomery Ward, then at a lumber yard and then upon graduation held several different jobs such as a laborer at Houston Walnut, as a dispatcher for Cabool Police Department, and then in several production, sales and general labor type jobs. (Tr. Pg.9 Ln. 17</w:t>
-      </w:r>
-      <w:r>
-        <w:noBreakHyphen/>
-      </w:r>
-      <w:r>
-        <w:t xml:space="preserve">20; 764</w:t>
-      </w:r>
-      <w:r>
-        <w:noBreakHyphen/>
-      </w:r>
-      <w:r>
-        <w:t xml:space="preserve">765 Pg. 11</w:t>
-      </w:r>
-      <w:r>
-        <w:noBreakHyphen/>
-      </w:r>
-      <w:r>
-        <w:t xml:space="preserve">15 Ln. 10</w:t>
-      </w:r>
-      <w:r>
-        <w:noBreakHyphen/>
-      </w:r>
-      <w:r>
-        <w:t xml:space="preserve">2).</w:t>
-      </w:r>
-    </w:p>
-    <w:p>
-      <w:pPr>
-        <w:pStyle w:val="BodyText"/>
-      </w:pPr>
-      <w:r>
-        <w:t xml:space="preserve">In 2008, Malam started working for Missouri Department of Corrections at the South Central Correctional Facility in Licking, Missouri as a Correctional Officer. (Tr. Pg. 9 Ln. 8</w:t>
-      </w:r>
-      <w:r>
-        <w:noBreakHyphen/>
-      </w:r>
-      <w:r>
-        <w:t xml:space="preserve">16). During his employment, there was an incident involving an offender on August 12, 2011. The offender, a younger man about 5’8 and 160 pounds, was refusing to follow Malam’s orders and turned towards him with his fists clinched. Malam was required to forcefully take the inmate down to the ground on the paved walk area outside of the dining hall. (Tr. Pg. 10 Ln. 9</w:t>
-      </w:r>
-      <w:r>
-        <w:noBreakHyphen/>
-      </w:r>
-      <w:r>
-        <w:t xml:space="preserve">11). “He put his left hand up, but kept turning around from his right side wanting to argue about it. One of the officers mentioned he clinched his fists and had his elbow cocked. After ignoring several directives from me, I grabbed him under his armpit and turned to my left and took him down.” (Tr. Pg. 11 Ln. 15</w:t>
-      </w:r>
-      <w:r>
-        <w:noBreakHyphen/>
-      </w:r>
-      <w:r>
-        <w:t xml:space="preserve">19; 771 pg. 40 Ln. 20</w:t>
-      </w:r>
-      <w:r>
-        <w:noBreakHyphen/>
-      </w:r>
-      <w:r>
-        <w:t xml:space="preserve">25). Malam testified that, “I know I had a nice bruise later. ⁠. ⁠.Yes, just below my ribcage.” (Tr. Pg. 772 pg. 42 Ln. 21</w:t>
-      </w:r>
-      <w:r>
-        <w:noBreakHyphen/>
-      </w:r>
-      <w:r>
-        <w:t xml:space="preserve">23).</w:t>
-      </w:r>
-    </w:p>
-    <w:p>
-      <w:pPr>
-        <w:pStyle w:val="BodyText"/>
-      </w:pPr>
-      <w:r>
-        <w:t xml:space="preserve">Malam then gained control over the offender by tackling him from behind and wrestling him to the cement with a bear hug, so that the inmate fell flat with Malam on top of him, Malam’s chest to the inmate’s back. (Tr. Pg. 11 Ln. 9</w:t>
-      </w:r>
-      <w:r>
-        <w:noBreakHyphen/>
-      </w:r>
-      <w:r>
-        <w:t xml:space="preserve">11). Malam had been trained to perform the maneuver, but had never actually used it before.(Tr. Pg. 11). He didn’t remember feeling anything unusual physically, but he did feel an adrenaline rush, “you don’t know what he is going to do and you don’t know what the 200 people in the dining hall are going to do”. (Tr. Pg. 11 Ln. 9</w:t>
-      </w:r>
-      <w:r>
-        <w:noBreakHyphen/>
-      </w:r>
-      <w:r>
-        <w:t xml:space="preserve">17). With the help of officer Thompson, the two took control of the inmate and then placed restraints on the offender. Malam having control of the offenders right arm and Thompson with control of the left arm, they brought the offender to his feet and escorted him to the Housing Unit #2. (Tr. Pg. 12 Ln. 6</w:t>
-      </w:r>
-      <w:r>
-        <w:noBreakHyphen/>
-      </w:r>
-      <w:r>
-        <w:t xml:space="preserve">8). After walking the inmate across the yard, Officer Woolfork relieved Malam by taking the offender to the D-Wing holding cage.</w:t>
-      </w:r>
-    </w:p>
-    <w:p>
-      <w:pPr>
-        <w:pStyle w:val="BodyText"/>
-      </w:pPr>
-      <w:r>
-        <w:t xml:space="preserve">Within a “couple of minutes of the incident”, Malam felt shortness of breath and noticed that he was spitting blood when he got a drink of water. (Tr. Pg. 14 Ln. 1</w:t>
-      </w:r>
-      <w:r>
-        <w:noBreakHyphen/>
-      </w:r>
-      <w:r>
-        <w:t xml:space="preserve">5). The nurses from the correctional facility attended to him and immediately called for an ambulance. (Tr. Pg. 14 Ln 5</w:t>
-      </w:r>
-      <w:r>
-        <w:noBreakHyphen/>
-      </w:r>
-      <w:r>
-        <w:t xml:space="preserve">8). After the ambulance arrived, he was sent to Texas County Memorial Hospital in Houston Texas. (Tr. Pg. 14 Ln. 18</w:t>
-      </w:r>
-      <w:r>
-        <w:noBreakHyphen/>
-      </w:r>
-      <w:r>
-        <w:t xml:space="preserve">24). He remembers the ambulance trip to the first hospital and his brief stay there before being air-flighted out to Cox Hospital in Springfield, Missouri. After that, he remembers nothing until waking up in he hospital bed several days later: (Tr. Pg. 15 Ln. 16</w:t>
-      </w:r>
-      <w:r>
-        <w:noBreakHyphen/>
-      </w:r>
-      <w:r>
-        <w:t xml:space="preserve">24). He recounted what he could remember:</w:t>
+        <w:t xml:space="preserve">Ronald Malam testified on his own behalf at the hearing. He was 53 years of age at the time of the hearing, having graduated from High School in 1979 in Kansas City, Missouri. Malam is married with two children. (Tr. Pg. 8-⁠9 Ln. 20-⁠2). He is currently living in Pomona, Missouri, where he has resided for the past 10 years. (Tr. Pg. 763 Pg. 7 Ln. 14-⁠19). He worked during high school at Montgomery Ward, then at a lumber yard and then upon graduation held several different jobs such as a laborer at Houston Walnut, as a dispatcher for Cabool Police Department, and then in several production, sales and general labor type jobs. (Tr. Pg.9 Ln. 17-⁠20; 764-⁠765 Pg. 11-⁠15 Ln. 10-⁠2).</w:t>
+      </w:r>
+    </w:p>
+    <w:p>
+      <w:pPr>
+        <w:pStyle w:val="BodyText"/>
+      </w:pPr>
+      <w:r>
+        <w:t xml:space="preserve">In 2008, Malam started working for Missouri Department of Corrections at the South Central Correctional Facility in Licking, Missouri as a Correctional Officer. (Tr. Pg. 9 Ln. 8-⁠16). During his employment, there was an incident involving an offender on August 12, 2011. The offender, a younger man about 5’8 and 160 pounds, was refusing to follow Malam’s orders and turned towards him with his fists clinched. Malam was required to forcefully take the inmate down to the ground on the paved walk area outside of the dining hall. (Tr. Pg. 10 Ln. 9-⁠11). “He put his left hand up, but kept turning around from his right side wanting to argue about it. One of the officers mentioned he clinched his fists and had his elbow cocked. After ignoring several directives from me, I grabbed him under his armpit and turned to my left and took him down.” (Tr. Pg. 11 Ln. 15-⁠19; 771 pg. 40 Ln. 20-⁠25). Malam testified that, “I know I had a nice bruise later. ⁠. ⁠.Yes, just below my ribcage.” (Tr. Pg. 772 pg. 42 Ln. 21-⁠23).</w:t>
+      </w:r>
+    </w:p>
+    <w:p>
+      <w:pPr>
+        <w:pStyle w:val="BodyText"/>
+      </w:pPr>
+      <w:r>
+        <w:t xml:space="preserve">Malam then gained control over the offender by tackling him from behind and wrestling him to the cement with a bear hug, so that the inmate fell flat with Malam on top of him, Malam’s chest to the inmate’s back. (Tr. Pg. 11 Ln. 9-⁠11). Malam had been trained to perform the maneuver, but had never actually used it before.(Tr. Pg. 11). He didn’t remember feeling anything unusual physically, but he did feel an adrenaline rush, “you don’t know what he is going to do and you don’t know what the 200 people in the dining hall are going to do”. (Tr. Pg. 11 Ln. 9-⁠17). With the help of officer Thompson, the two took control of the inmate and then placed restraints on the offender. Malam having control of the offenders right arm and Thompson with control of the left arm, they brought the offender to his feet and escorted him to the Housing Unit #2. (Tr. Pg. 12 Ln. 6-⁠8). After walking the inmate across the yard, Officer Woolfork relieved Malam by taking the offender to the D-Wing holding cage.</w:t>
+      </w:r>
+    </w:p>
+    <w:p>
+      <w:pPr>
+        <w:pStyle w:val="BodyText"/>
+      </w:pPr>
+      <w:r>
+        <w:t xml:space="preserve">Within a “couple of minutes of the incident”, Malam felt shortness of breath and noticed that he was spitting blood when he got a drink of water. (Tr. Pg. 14 Ln. 1-⁠5). The nurses from the correctional facility attended to him and immediately called for an ambulance. (Tr. Pg. 14 Ln 5-⁠8). After the ambulance arrived, he was sent to Texas County Memorial Hospital in Houston Texas. (Tr. Pg. 14 Ln. 18-⁠24). He remembers the ambulance trip to the first hospital and his brief stay there before being air-flighted out to Cox Hospital in Springfield, Missouri. After that, he remembers nothing until waking up in he hospital bed several days later: (Tr. Pg. 15 Ln. 16-⁠24). He recounted what he could remember:</w:t>
       </w:r>
     </w:p>
     <w:p>
@@ -3884,13 +3762,7 @@
         <w:pStyle w:val="BodyText"/>
       </w:pPr>
       <w:r>
-        <w:t xml:space="preserve">A. Yes. (Tr. Pg. 772 Pg. 43 Ln. 2</w:t>
-      </w:r>
-      <w:r>
-        <w:noBreakHyphen/>
-      </w:r>
-      <w:r>
-        <w:t xml:space="preserve">8).</w:t>
+        <w:t xml:space="preserve">A. Yes. (Tr. Pg. 772 Pg. 43 Ln. 2-⁠8).</w:t>
       </w:r>
     </w:p>
     <w:p>
@@ -3906,27 +3778,15 @@
         <w:pStyle w:val="BodyText"/>
       </w:pPr>
       <w:r>
-        <w:t xml:space="preserve">A. I motioned for CO</w:t>
-      </w:r>
-      <w:r>
-        <w:noBreakHyphen/>
-      </w:r>
-      <w:r>
-        <w:t xml:space="preserve">1 Woolfork to take over in escorting him and we were just about to the housing unit then. I went on in and went to the back area, which is reserved for staff, and I was coughing up blood and luckily –</w:t>
-      </w:r>
-    </w:p>
-    <w:p>
-      <w:pPr>
-        <w:pStyle w:val="BodyText"/>
-      </w:pPr>
-      <w:r>
-        <w:t xml:space="preserve">Q. Do you recall that? (Tr. Pg. 772 Pg. 43 Ln. 9</w:t>
-      </w:r>
-      <w:r>
-        <w:noBreakHyphen/>
-      </w:r>
-      <w:r>
-        <w:t xml:space="preserve">15).</w:t>
+        <w:t xml:space="preserve">A. I motioned for CO-⁠1 Woolfork to take over in escorting him and we were just about to the housing unit then. I went on in and went to the back area, which is reserved for staff, and I was coughing up blood and luckily –</w:t>
+      </w:r>
+    </w:p>
+    <w:p>
+      <w:pPr>
+        <w:pStyle w:val="BodyText"/>
+      </w:pPr>
+      <w:r>
+        <w:t xml:space="preserve">Q. Do you recall that? (Tr. Pg. 772 Pg. 43 Ln. 9-⁠15).</w:t>
       </w:r>
     </w:p>
     <w:p>
@@ -3974,13 +3834,7 @@
         <w:pStyle w:val="BodyText"/>
       </w:pPr>
       <w:r>
-        <w:t xml:space="preserve">Q. Okay. (Tr. Pg. 772 Pg. 43 Ln. 16</w:t>
-      </w:r>
-      <w:r>
-        <w:noBreakHyphen/>
-      </w:r>
-      <w:r>
-        <w:t xml:space="preserve">25).</w:t>
+        <w:t xml:space="preserve">Q. Okay. (Tr. Pg. 772 Pg. 43 Ln. 16-⁠25).</w:t>
       </w:r>
     </w:p>
     <w:p>
@@ -4032,131 +3886,47 @@
         <w:t xml:space="preserve"> </w:t>
       </w:r>
       <w:r>
-        <w:t xml:space="preserve">So, yes. (Tr. Pg. 772 Pg. 44 Ln. 9</w:t>
-      </w:r>
-      <w:r>
-        <w:noBreakHyphen/>
-      </w:r>
-      <w:r>
-        <w:t xml:space="preserve">14).</w:t>
-      </w:r>
-    </w:p>
-    <w:p>
-      <w:pPr>
-        <w:pStyle w:val="BodyText"/>
-      </w:pPr>
-      <w:r>
-        <w:t xml:space="preserve">Malam testified that at the time of the incident he felt physically fit and was not having any trouble breathing or performing his job. (Tr. Pg. 16 Ln. 10</w:t>
-      </w:r>
-      <w:r>
-        <w:noBreakHyphen/>
-      </w:r>
-      <w:r>
-        <w:t xml:space="preserve">16). Years previously, he had been hospitalized at the Ozark Medical Center from roughly March 6, 2005 until March 10, 2005 for a diagnosis of congestive heart failure, hypertension, primary cardiomyopathy, pulmonary hypertension, left ventricular dysfunction, and biventricular failure and obesity. (Tr. Pg. 20</w:t>
-      </w:r>
-      <w:r>
-        <w:noBreakHyphen/>
-      </w:r>
-      <w:r>
-        <w:t xml:space="preserve">21 Ln. 15</w:t>
-      </w:r>
-      <w:r>
-        <w:noBreakHyphen/>
-      </w:r>
-      <w:r>
-        <w:t xml:space="preserve">21). After his discharge, he felt that he did well and did not remember taking any ongoing medications for his heart. He didn’t receive any active care for his condition and he went back to work without issues. He had to pass a physical exam to be hired by the Department of Corrections, which included running and lifting, which he did without difficulty. (Tr. Pg. 767, pg. 21, ln/ 14</w:t>
-      </w:r>
-      <w:r>
-        <w:noBreakHyphen/>
-      </w:r>
-      <w:r>
-        <w:t xml:space="preserve">23).</w:t>
-      </w:r>
-    </w:p>
-    <w:p>
-      <w:pPr>
-        <w:pStyle w:val="BodyText"/>
-      </w:pPr>
-      <w:r>
-        <w:t xml:space="preserve">Malam was also briefly hospitalized in September of 2009, when he had gallstone pancreatitis. (Tr. Pg. 22 Ln. 12</w:t>
-      </w:r>
-      <w:r>
-        <w:noBreakHyphen/>
-      </w:r>
-      <w:r>
-        <w:t xml:space="preserve">21). He missed about two weeks of work. (Tr. Pg. 23 Ln. 14</w:t>
-      </w:r>
-      <w:r>
-        <w:noBreakHyphen/>
-      </w:r>
-      <w:r>
-        <w:t xml:space="preserve">16). He returned to work without difficulty, was never short of breath or unable to fulfill his job duties. (Tr. pg. 16 ln. 4</w:t>
-      </w:r>
-      <w:r>
-        <w:noBreakHyphen/>
-      </w:r>
-      <w:r>
-        <w:t xml:space="preserve">9). In March of 2010 he was also hospitalized for pancreatis, but again returned to work after about a month, without difficultly, doing the same job. (Tr. Pg. 23</w:t>
-      </w:r>
-      <w:r>
-        <w:noBreakHyphen/>
-      </w:r>
-      <w:r>
-        <w:t xml:space="preserve">24 Ln. 24</w:t>
-      </w:r>
-      <w:r>
-        <w:noBreakHyphen/>
-      </w:r>
-      <w:r>
-        <w:t xml:space="preserve">1). He never had, nor does he currently experience, shortness of breath or difficulty physically performing his job. At the time of the incident he was only taking medication for hypertension and diabetes. He felt that both were well controlled. After the incident, Malam was able to return to work on October 1, 2011 at full duty. He has continued to work at full duty ever since returning to work, without any physical problems.</w:t>
-      </w:r>
-    </w:p>
-    <w:p>
-      <w:pPr>
-        <w:pStyle w:val="BodyText"/>
-      </w:pPr>
-      <w:r>
-        <w:t xml:space="preserve">Lawerence Thompson, Mr. Malam’s fellow correctional officer, was an eye witness to the incident on August 12, 2011. (Tr. Pg. 797</w:t>
-      </w:r>
-      <w:r>
-        <w:noBreakHyphen/>
-      </w:r>
-      <w:r>
-        <w:t xml:space="preserve">852). He gave his deposition two years later on July 9, 2013. His relevant testimony follows:</w:t>
-      </w:r>
-    </w:p>
-    <w:p>
-      <w:pPr>
-        <w:pStyle w:val="BodyText"/>
-      </w:pPr>
-      <w:r>
-        <w:t xml:space="preserve">Q. Okay. Can you tell us a little bit about where that event occurred. (Tr. Pg. 805 Ln. 23</w:t>
-      </w:r>
-      <w:r>
-        <w:noBreakHyphen/>
-      </w:r>
-      <w:r>
-        <w:t xml:space="preserve">24).</w:t>
-      </w:r>
-    </w:p>
-    <w:p>
-      <w:pPr>
-        <w:pStyle w:val="BodyText"/>
-      </w:pPr>
-      <w:r>
-        <w:t xml:space="preserve">A. Well, I was working out front of B-side dining room at the time, doing pat searches. And the offender was brought out. Officer Malam instructed him to go against the wall, and – for a pat search. And – (Tr. Pg. 805</w:t>
-      </w:r>
-      <w:r>
-        <w:noBreakHyphen/>
-      </w:r>
-      <w:r>
-        <w:t xml:space="preserve">806 Ln. 25</w:t>
-      </w:r>
-      <w:r>
-        <w:noBreakHyphen/>
-      </w:r>
-      <w:r>
-        <w:t xml:space="preserve">4).</w:t>
+        <w:t xml:space="preserve">So, yes. (Tr. Pg. 772 Pg. 44 Ln. 9-⁠14).</w:t>
+      </w:r>
+    </w:p>
+    <w:p>
+      <w:pPr>
+        <w:pStyle w:val="BodyText"/>
+      </w:pPr>
+      <w:r>
+        <w:t xml:space="preserve">Malam testified that at the time of the incident he felt physically fit and was not having any trouble breathing or performing his job. (Tr. Pg. 16 Ln. 10-⁠16). Years previously, he had been hospitalized at the Ozark Medical Center from roughly March 6, 2005 until March 10, 2005 for a diagnosis of congestive heart failure, hypertension, primary cardiomyopathy, pulmonary hypertension, left ventricular dysfunction, and biventricular failure and obesity. (Tr. Pg. 20-⁠21 Ln. 15-⁠21). After his discharge, he felt that he did well and did not remember taking any ongoing medications for his heart. He didn’t receive any active care for his condition and he went back to work without issues. He had to pass a physical exam to be hired by the Department of Corrections, which included running and lifting, which he did without difficulty. (Tr. Pg. 767, pg. 21, ln/ 14-⁠23).</w:t>
+      </w:r>
+    </w:p>
+    <w:p>
+      <w:pPr>
+        <w:pStyle w:val="BodyText"/>
+      </w:pPr>
+      <w:r>
+        <w:t xml:space="preserve">Malam was also briefly hospitalized in September of 2009, when he had gallstone pancreatitis. (Tr. Pg. 22 Ln. 12-⁠21). He missed about two weeks of work. (Tr. Pg. 23 Ln. 14-⁠16). He returned to work without difficulty, was never short of breath or unable to fulfill his job duties. (Tr. pg. 16 ln. 4-⁠9). In March of 2010 he was also hospitalized for pancreatis, but again returned to work after about a month, without difficultly, doing the same job. (Tr. Pg. 23-⁠24 Ln. 24-⁠1). He never had, nor does he currently experience, shortness of breath or difficulty physically performing his job. At the time of the incident he was only taking medication for hypertension and diabetes. He felt that both were well controlled. After the incident, Malam was able to return to work on October 1, 2011 at full duty. He has continued to work at full duty ever since returning to work, without any physical problems.</w:t>
+      </w:r>
+    </w:p>
+    <w:p>
+      <w:pPr>
+        <w:pStyle w:val="BodyText"/>
+      </w:pPr>
+      <w:r>
+        <w:t xml:space="preserve">Lawerence Thompson, Mr. Malam’s fellow correctional officer, was an eye witness to the incident on August 12, 2011. (Tr. Pg. 797-⁠852). He gave his deposition two years later on July 9, 2013. His relevant testimony follows:</w:t>
+      </w:r>
+    </w:p>
+    <w:p>
+      <w:pPr>
+        <w:pStyle w:val="BodyText"/>
+      </w:pPr>
+      <w:r>
+        <w:t xml:space="preserve">Q. Okay. Can you tell us a little bit about where that event occurred. (Tr. Pg. 805 Ln. 23-⁠24).</w:t>
+      </w:r>
+    </w:p>
+    <w:p>
+      <w:pPr>
+        <w:pStyle w:val="BodyText"/>
+      </w:pPr>
+      <w:r>
+        <w:t xml:space="preserve">A. Well, I was working out front of B-side dining room at the time, doing pat searches. And the offender was brought out. Officer Malam instructed him to go against the wall, and – for a pat search. And – (Tr. Pg. 805-⁠806 Ln. 25-⁠4).</w:t>
       </w:r>
     </w:p>
     <w:p>
@@ -4172,13 +3942,7 @@
         <w:pStyle w:val="BodyText"/>
       </w:pPr>
       <w:r>
-        <w:t xml:space="preserve">A. Yes, ma’am. (Tr. Pg. 806 Ln. 5</w:t>
-      </w:r>
-      <w:r>
-        <w:noBreakHyphen/>
-      </w:r>
-      <w:r>
-        <w:t xml:space="preserve">8).</w:t>
+        <w:t xml:space="preserve">A. Yes, ma’am. (Tr. Pg. 806 Ln. 5-⁠8).</w:t>
       </w:r>
     </w:p>
     <w:p>
@@ -4210,13 +3974,7 @@
         <w:pStyle w:val="BodyText"/>
       </w:pPr>
       <w:r>
-        <w:t xml:space="preserve">A. Yes, ma’am. (Tr. Pg. 806 Ln. 9</w:t>
-      </w:r>
-      <w:r>
-        <w:noBreakHyphen/>
-      </w:r>
-      <w:r>
-        <w:t xml:space="preserve">14).</w:t>
+        <w:t xml:space="preserve">A. Yes, ma’am. (Tr. Pg. 806 Ln. 9-⁠14).</w:t>
       </w:r>
     </w:p>
     <w:p>
@@ -4248,13 +4006,7 @@
         <w:pStyle w:val="BodyText"/>
       </w:pPr>
       <w:r>
-        <w:t xml:space="preserve">A. Yes, ma’am. (Tr. Pg. 806 Ln. 21</w:t>
-      </w:r>
-      <w:r>
-        <w:noBreakHyphen/>
-      </w:r>
-      <w:r>
-        <w:t xml:space="preserve">24).</w:t>
+        <w:t xml:space="preserve">A. Yes, ma’am. (Tr. Pg. 806 Ln. 21-⁠24).</w:t>
       </w:r>
     </w:p>
     <w:p>
@@ -4270,13 +4022,7 @@
         <w:pStyle w:val="BodyText"/>
       </w:pPr>
       <w:r>
-        <w:t xml:space="preserve">A. The next thing I observed was the offender bringing his right arm – looked like his right elbow – toward the back, toward Officer Malam’s head. (Tr. Pg. 807 Ln. 3</w:t>
-      </w:r>
-      <w:r>
-        <w:noBreakHyphen/>
-      </w:r>
-      <w:r>
-        <w:t xml:space="preserve">9).</w:t>
+        <w:t xml:space="preserve">A. The next thing I observed was the offender bringing his right arm – looked like his right elbow – toward the back, toward Officer Malam’s head. (Tr. Pg. 807 Ln. 3-⁠9).</w:t>
       </w:r>
     </w:p>
     <w:p>
@@ -4324,13 +4070,7 @@
         <w:pStyle w:val="BodyText"/>
       </w:pPr>
       <w:r>
-        <w:t xml:space="preserve">A. Yes, ma’am. (Tr. Pg. 807 Ln. 10</w:t>
-      </w:r>
-      <w:r>
-        <w:noBreakHyphen/>
-      </w:r>
-      <w:r>
-        <w:t xml:space="preserve">17).</w:t>
+        <w:t xml:space="preserve">A. Yes, ma’am. (Tr. Pg. 807 Ln. 10-⁠17).</w:t>
       </w:r>
     </w:p>
     <w:p>
@@ -4362,13 +4102,7 @@
         <w:pStyle w:val="BodyText"/>
       </w:pPr>
       <w:r>
-        <w:t xml:space="preserve">A. And I knelt down as I went down. (Tr. Pg. 807 Ln. 18</w:t>
-      </w:r>
-      <w:r>
-        <w:noBreakHyphen/>
-      </w:r>
-      <w:r>
-        <w:t xml:space="preserve">25).</w:t>
+        <w:t xml:space="preserve">A. And I knelt down as I went down. (Tr. Pg. 807 Ln. 18-⁠25).</w:t>
       </w:r>
     </w:p>
     <w:p>
@@ -4400,13 +4134,7 @@
         <w:pStyle w:val="BodyText"/>
       </w:pPr>
       <w:r>
-        <w:t xml:space="preserve">A. It was probably two or three seconds later after we had the offender down that he came out the dining room door. And I told him to grab the offender’s legs. (tr. Pg. 808 Ln. 1</w:t>
-      </w:r>
-      <w:r>
-        <w:noBreakHyphen/>
-      </w:r>
-      <w:r>
-        <w:t xml:space="preserve">11).</w:t>
+        <w:t xml:space="preserve">A. It was probably two or three seconds later after we had the offender down that he came out the dining room door. And I told him to grab the offender’s legs. (tr. Pg. 808 Ln. 1-⁠11).</w:t>
       </w:r>
     </w:p>
     <w:p>
@@ -4438,13 +4166,7 @@
         <w:pStyle w:val="BodyText"/>
       </w:pPr>
       <w:r>
-        <w:t xml:space="preserve">A. Yes, ma’am. (Tr. Pg. 808 Ln. 12</w:t>
-      </w:r>
-      <w:r>
-        <w:noBreakHyphen/>
-      </w:r>
-      <w:r>
-        <w:t xml:space="preserve">19).</w:t>
+        <w:t xml:space="preserve">A. Yes, ma’am. (Tr. Pg. 808 Ln. 12-⁠19).</w:t>
       </w:r>
     </w:p>
     <w:p>
@@ -4460,13 +4182,7 @@
         <w:pStyle w:val="BodyText"/>
       </w:pPr>
       <w:r>
-        <w:t xml:space="preserve">A. The offender was on the bottom. (Tr. Pg. 808 Ln. 20</w:t>
-      </w:r>
-      <w:r>
-        <w:noBreakHyphen/>
-      </w:r>
-      <w:r>
-        <w:t xml:space="preserve">25).</w:t>
+        <w:t xml:space="preserve">A. The offender was on the bottom. (Tr. Pg. 808 Ln. 20-⁠25).</w:t>
       </w:r>
     </w:p>
     <w:p>
@@ -4498,13 +4214,7 @@
         <w:pStyle w:val="BodyText"/>
       </w:pPr>
       <w:r>
-        <w:t xml:space="preserve">A. And Officer Malam had landed squarely on top of him. (Tr. Pg. 809 Ln. 1</w:t>
-      </w:r>
-      <w:r>
-        <w:noBreakHyphen/>
-      </w:r>
-      <w:r>
-        <w:t xml:space="preserve">5).</w:t>
+        <w:t xml:space="preserve">A. And Officer Malam had landed squarely on top of him. (Tr. Pg. 809 Ln. 1-⁠5).</w:t>
       </w:r>
     </w:p>
     <w:p>
@@ -4536,13 +4246,7 @@
         <w:pStyle w:val="BodyText"/>
       </w:pPr>
       <w:r>
-        <w:t xml:space="preserve">A. He landed on top of the offender. (Tr. Pg. 809 Ln. 6</w:t>
-      </w:r>
-      <w:r>
-        <w:noBreakHyphen/>
-      </w:r>
-      <w:r>
-        <w:t xml:space="preserve">11).</w:t>
+        <w:t xml:space="preserve">A. He landed on top of the offender. (Tr. Pg. 809 Ln. 6-⁠11).</w:t>
       </w:r>
     </w:p>
     <w:p>
@@ -4558,13 +4262,7 @@
         <w:pStyle w:val="BodyText"/>
       </w:pPr>
       <w:r>
-        <w:t xml:space="preserve">A. On or near the offender. (Tr. Pg. 809 Ln. 12</w:t>
-      </w:r>
-      <w:r>
-        <w:noBreakHyphen/>
-      </w:r>
-      <w:r>
-        <w:t xml:space="preserve">16).</w:t>
+        <w:t xml:space="preserve">A. On or near the offender. (Tr. Pg. 809 Ln. 12-⁠16).</w:t>
       </w:r>
     </w:p>
     <w:p>
@@ -4596,13 +4294,7 @@
         <w:pStyle w:val="BodyText"/>
       </w:pPr>
       <w:r>
-        <w:t xml:space="preserve">A. Yes, ma’am. (Tr. Pg. 809 Ln. 17</w:t>
-      </w:r>
-      <w:r>
-        <w:noBreakHyphen/>
-      </w:r>
-      <w:r>
-        <w:t xml:space="preserve">21).</w:t>
+        <w:t xml:space="preserve">A. Yes, ma’am. (Tr. Pg. 809 Ln. 17-⁠21).</w:t>
       </w:r>
     </w:p>
     <w:p>
@@ -4618,19 +4310,7 @@
         <w:pStyle w:val="BodyText"/>
       </w:pPr>
       <w:r>
-        <w:t xml:space="preserve">A. Yes. (Tr. Pg. 809</w:t>
-      </w:r>
-      <w:r>
-        <w:noBreakHyphen/>
-      </w:r>
-      <w:r>
-        <w:t xml:space="preserve">810 Ln. 22</w:t>
-      </w:r>
-      <w:r>
-        <w:noBreakHyphen/>
-      </w:r>
-      <w:r>
-        <w:t xml:space="preserve">3).</w:t>
+        <w:t xml:space="preserve">A. Yes. (Tr. Pg. 809-⁠810 Ln. 22-⁠3).</w:t>
       </w:r>
     </w:p>
     <w:p>
@@ -4646,13 +4326,7 @@
         <w:pStyle w:val="BodyText"/>
       </w:pPr>
       <w:r>
-        <w:t xml:space="preserve">A. Probably about a 6. ⁠. ⁠. (Tr. Pg. 810 Ln. 4</w:t>
-      </w:r>
-      <w:r>
-        <w:noBreakHyphen/>
-      </w:r>
-      <w:r>
-        <w:t xml:space="preserve">8).</w:t>
+        <w:t xml:space="preserve">A. Probably about a 6. ⁠. ⁠. (Tr. Pg. 810 Ln. 4-⁠8).</w:t>
       </w:r>
     </w:p>
     <w:p>
@@ -4700,13 +4374,7 @@
         <w:pStyle w:val="BodyText"/>
       </w:pPr>
       <w:r>
-        <w:t xml:space="preserve">A. Yes, ma’am. (Tr. Pg. 810 Ln. 17</w:t>
-      </w:r>
-      <w:r>
-        <w:noBreakHyphen/>
-      </w:r>
-      <w:r>
-        <w:t xml:space="preserve">25).</w:t>
+        <w:t xml:space="preserve">A. Yes, ma’am. (Tr. Pg. 810 Ln. 17-⁠25).</w:t>
       </w:r>
     </w:p>
     <w:p>
@@ -4738,13 +4406,7 @@
         <w:pStyle w:val="BodyText"/>
       </w:pPr>
       <w:r>
-        <w:t xml:space="preserve">A. Yes, ma’am. (Tr. Pg. 811 Ln. 1</w:t>
-      </w:r>
-      <w:r>
-        <w:noBreakHyphen/>
-      </w:r>
-      <w:r>
-        <w:t xml:space="preserve">5).</w:t>
+        <w:t xml:space="preserve">A. Yes, ma’am. (Tr. Pg. 811 Ln. 1-⁠5).</w:t>
       </w:r>
     </w:p>
     <w:p>
@@ -4776,13 +4438,7 @@
         <w:pStyle w:val="BodyText"/>
       </w:pPr>
       <w:r>
-        <w:t xml:space="preserve">A. No, ma’am. ⁠. ⁠. (Tr. Pg. 811 Ln. 6</w:t>
-      </w:r>
-      <w:r>
-        <w:noBreakHyphen/>
-      </w:r>
-      <w:r>
-        <w:t xml:space="preserve">11).</w:t>
+        <w:t xml:space="preserve">A. No, ma’am. ⁠. ⁠. (Tr. Pg. 811 Ln. 6-⁠11).</w:t>
       </w:r>
     </w:p>
     <w:p>
@@ -4798,13 +4454,7 @@
         <w:pStyle w:val="BodyText"/>
       </w:pPr>
       <w:r>
-        <w:t xml:space="preserve">A. All the way to the door. Yes, ma’am. (Tr. Pg. 813 Ln. 3</w:t>
-      </w:r>
-      <w:r>
-        <w:noBreakHyphen/>
-      </w:r>
-      <w:r>
-        <w:t xml:space="preserve">5).</w:t>
+        <w:t xml:space="preserve">A. All the way to the door. Yes, ma’am. (Tr. Pg. 813 Ln. 3-⁠5).</w:t>
       </w:r>
     </w:p>
     <w:p>
@@ -4836,13 +4486,7 @@
         <w:pStyle w:val="BodyText"/>
       </w:pPr>
       <w:r>
-        <w:t xml:space="preserve">A. Probably on and off for a couple years. (Tr. Pg. 817 Ln. 12</w:t>
-      </w:r>
-      <w:r>
-        <w:noBreakHyphen/>
-      </w:r>
-      <w:r>
-        <w:t xml:space="preserve">17).</w:t>
+        <w:t xml:space="preserve">A. Probably on and off for a couple years. (Tr. Pg. 817 Ln. 12-⁠17).</w:t>
       </w:r>
     </w:p>
     <w:p>
@@ -4858,13 +4502,7 @@
         <w:pStyle w:val="BodyText"/>
       </w:pPr>
       <w:r>
-        <w:t xml:space="preserve">A. No, sir. (Tr. Pg. 817 Ln. 18</w:t>
-      </w:r>
-      <w:r>
-        <w:noBreakHyphen/>
-      </w:r>
-      <w:r>
-        <w:t xml:space="preserve">20).</w:t>
+        <w:t xml:space="preserve">A. No, sir. (Tr. Pg. 817 Ln. 18-⁠20).</w:t>
       </w:r>
     </w:p>
     <w:p>
@@ -4880,13 +4518,7 @@
         <w:pStyle w:val="BodyText"/>
       </w:pPr>
       <w:r>
-        <w:t xml:space="preserve">A. I’d say he was probably about 5’8”, maybe weighed 150, 155. (Tr. Pg. 818 Ln. 18</w:t>
-      </w:r>
-      <w:r>
-        <w:noBreakHyphen/>
-      </w:r>
-      <w:r>
-        <w:t xml:space="preserve">21).</w:t>
+        <w:t xml:space="preserve">A. I’d say he was probably about 5’8”, maybe weighed 150, 155. (Tr. Pg. 818 Ln. 18-⁠21).</w:t>
       </w:r>
     </w:p>
     <w:p>
@@ -4918,13 +4550,7 @@
         <w:pStyle w:val="BodyText"/>
       </w:pPr>
       <w:r>
-        <w:t xml:space="preserve">A. Looked to me like he was trying to strike him with his elbow. 9Tr. Pg. 819 Ln. 10</w:t>
-      </w:r>
-      <w:r>
-        <w:noBreakHyphen/>
-      </w:r>
-      <w:r>
-        <w:t xml:space="preserve">15).</w:t>
+        <w:t xml:space="preserve">A. Looked to me like he was trying to strike him with his elbow. 9Tr. Pg. 819 Ln. 10-⁠15).</w:t>
       </w:r>
     </w:p>
     <w:p>
@@ -4940,13 +4566,7 @@
         <w:pStyle w:val="BodyText"/>
       </w:pPr>
       <w:r>
-        <w:t xml:space="preserve">A. Yes, sir. ⁠. ⁠. (Tr. Pg. 819 Ln. 16</w:t>
-      </w:r>
-      <w:r>
-        <w:noBreakHyphen/>
-      </w:r>
-      <w:r>
-        <w:t xml:space="preserve">18).</w:t>
+        <w:t xml:space="preserve">A. Yes, sir. ⁠. ⁠. (Tr. Pg. 819 Ln. 16-⁠18).</w:t>
       </w:r>
     </w:p>
     <w:p>
@@ -4962,19 +4582,7 @@
         <w:pStyle w:val="BodyText"/>
       </w:pPr>
       <w:r>
-        <w:t xml:space="preserve">A. Probably about five to ten minutes. ⁠. ⁠. (Tr. Pg. 821</w:t>
-      </w:r>
-      <w:r>
-        <w:noBreakHyphen/>
-      </w:r>
-      <w:r>
-        <w:t xml:space="preserve">822 Ln. 25</w:t>
-      </w:r>
-      <w:r>
-        <w:noBreakHyphen/>
-      </w:r>
-      <w:r>
-        <w:t xml:space="preserve">4).</w:t>
+        <w:t xml:space="preserve">A. Probably about five to ten minutes. ⁠. ⁠. (Tr. Pg. 821-⁠822 Ln. 25-⁠4).</w:t>
       </w:r>
     </w:p>
     <w:p>
@@ -4990,13 +4598,7 @@
         <w:pStyle w:val="BodyText"/>
       </w:pPr>
       <w:r>
-        <w:t xml:space="preserve">A. After we had secured the offender in the strip-out cage that they have in Housing Unit Two, I turned and he was still standing in the sally port, in Housing Unit Two. (Tr. Pg. 823 Ln. 16</w:t>
-      </w:r>
-      <w:r>
-        <w:noBreakHyphen/>
-      </w:r>
-      <w:r>
-        <w:t xml:space="preserve">21).</w:t>
+        <w:t xml:space="preserve">A. After we had secured the offender in the strip-out cage that they have in Housing Unit Two, I turned and he was still standing in the sally port, in Housing Unit Two. (Tr. Pg. 823 Ln. 16-⁠21).</w:t>
       </w:r>
     </w:p>
     <w:p>
@@ -5028,19 +4630,7 @@
         <w:pStyle w:val="BodyText"/>
       </w:pPr>
       <w:r>
-        <w:t xml:space="preserve">A. I saw him back up toward the area where the incident happened, up on the boardwalk, toward the A-side dining area. (Tr. Pg. 823</w:t>
-      </w:r>
-      <w:r>
-        <w:noBreakHyphen/>
-      </w:r>
-      <w:r>
-        <w:t xml:space="preserve">824 Ln. 22</w:t>
-      </w:r>
-      <w:r>
-        <w:noBreakHyphen/>
-      </w:r>
-      <w:r>
-        <w:t xml:space="preserve">7).</w:t>
+        <w:t xml:space="preserve">A. I saw him back up toward the area where the incident happened, up on the boardwalk, toward the A-side dining area. (Tr. Pg. 823-⁠824 Ln. 22-⁠7).</w:t>
       </w:r>
     </w:p>
     <w:p>
@@ -5088,19 +4678,7 @@
         <w:pStyle w:val="BodyText"/>
       </w:pPr>
       <w:r>
-        <w:t xml:space="preserve">A. I’d say yes. (Tr. Pg. 824</w:t>
-      </w:r>
-      <w:r>
-        <w:noBreakHyphen/>
-      </w:r>
-      <w:r>
-        <w:t xml:space="preserve">825 Ln. 20</w:t>
-      </w:r>
-      <w:r>
-        <w:noBreakHyphen/>
-      </w:r>
-      <w:r>
-        <w:t xml:space="preserve">3).</w:t>
+        <w:t xml:space="preserve">A. I’d say yes. (Tr. Pg. 824-⁠825 Ln. 20-⁠3).</w:t>
       </w:r>
     </w:p>
     <w:p>
@@ -5148,13 +4726,7 @@
         <w:pStyle w:val="BodyText"/>
       </w:pPr>
       <w:r>
-        <w:t xml:space="preserve">A. No. (Tr. Pg. 825 Ln. 4</w:t>
-      </w:r>
-      <w:r>
-        <w:noBreakHyphen/>
-      </w:r>
-      <w:r>
-        <w:t xml:space="preserve">10).</w:t>
+        <w:t xml:space="preserve">A. No. (Tr. Pg. 825 Ln. 4-⁠10).</w:t>
       </w:r>
     </w:p>
     <w:p>
@@ -5186,13 +4758,7 @@
         <w:pStyle w:val="BodyText"/>
       </w:pPr>
       <w:r>
-        <w:t xml:space="preserve">A. Yes, sir. (Tr. Pg. 825 Ln. 11</w:t>
-      </w:r>
-      <w:r>
-        <w:noBreakHyphen/>
-      </w:r>
-      <w:r>
-        <w:t xml:space="preserve">16).</w:t>
+        <w:t xml:space="preserve">A. Yes, sir. (Tr. Pg. 825 Ln. 11-⁠16).</w:t>
       </w:r>
     </w:p>
     <w:p>
@@ -5224,13 +4790,7 @@
         <w:pStyle w:val="BodyText"/>
       </w:pPr>
       <w:r>
-        <w:t xml:space="preserve">A. And I was told by another officer – I can’t remember his name – that there was something wrong with his heartbeat. I can’t verify that, because, you know, I’m not medical, and I actually didn’t ask him about it. (Tr. Pg. 825 Ln. 17</w:t>
-      </w:r>
-      <w:r>
-        <w:noBreakHyphen/>
-      </w:r>
-      <w:r>
-        <w:t xml:space="preserve">25).</w:t>
+        <w:t xml:space="preserve">A. And I was told by another officer – I can’t remember his name – that there was something wrong with his heartbeat. I can’t verify that, because, you know, I’m not medical, and I actually didn’t ask him about it. (Tr. Pg. 825 Ln. 17-⁠25).</w:t>
       </w:r>
     </w:p>
     <w:p>
@@ -5262,13 +4822,7 @@
         <w:pStyle w:val="BodyText"/>
       </w:pPr>
       <w:r>
-        <w:t xml:space="preserve">A. I saw him later that evening. Yes, sir. (Tr. Pg. 826 Ln. 16</w:t>
-      </w:r>
-      <w:r>
-        <w:noBreakHyphen/>
-      </w:r>
-      <w:r>
-        <w:t xml:space="preserve">22).</w:t>
+        <w:t xml:space="preserve">A. I saw him later that evening. Yes, sir. (Tr. Pg. 826 Ln. 16-⁠22).</w:t>
       </w:r>
     </w:p>
     <w:p>
@@ -5316,19 +4870,7 @@
         <w:pStyle w:val="BodyText"/>
       </w:pPr>
       <w:r>
-        <w:t xml:space="preserve">A. Yes, sir. (Tr. Pg. 826</w:t>
-      </w:r>
-      <w:r>
-        <w:noBreakHyphen/>
-      </w:r>
-      <w:r>
-        <w:t xml:space="preserve">827 Ln. 21</w:t>
-      </w:r>
-      <w:r>
-        <w:noBreakHyphen/>
-      </w:r>
-      <w:r>
-        <w:t xml:space="preserve">5).</w:t>
+        <w:t xml:space="preserve">A. Yes, sir. (Tr. Pg. 826-⁠827 Ln. 21-⁠5).</w:t>
       </w:r>
     </w:p>
     <w:p>
@@ -5360,13 +4902,7 @@
         <w:pStyle w:val="BodyText"/>
       </w:pPr>
       <w:r>
-        <w:t xml:space="preserve">A. Because normally after use of force, we have to report to either a lieutenant or a shift manager, and get set up to do our reports. And so I – yes. I thought it was strange that he would be standing there, and not inside the complex where the lieutenant or the captain was. (Tr. Pg. 828 Ln. 7</w:t>
-      </w:r>
-      <w:r>
-        <w:noBreakHyphen/>
-      </w:r>
-      <w:r>
-        <w:t xml:space="preserve">16).</w:t>
+        <w:t xml:space="preserve">A. Because normally after use of force, we have to report to either a lieutenant or a shift manager, and get set up to do our reports. And so I – yes. I thought it was strange that he would be standing there, and not inside the complex where the lieutenant or the captain was. (Tr. Pg. 828 Ln. 7-⁠16).</w:t>
       </w:r>
     </w:p>
     <w:p>
@@ -5374,31 +4910,7 @@
         <w:pStyle w:val="BodyTextNote"/>
       </w:pPr>
       <w:r>
-        <w:t xml:space="preserve">Malam testified at the hearing that he thought it was only a 10</w:t>
-      </w:r>
-      <w:r>
-        <w:noBreakHyphen/>
-      </w:r>
-      <w:r>
-        <w:t xml:space="preserve">20 minutes between the time that he took down the inmate and the time that the nurse called the ambulance. (Tr. Pg. 29</w:t>
-      </w:r>
-      <w:r>
-        <w:noBreakHyphen/>
-      </w:r>
-      <w:r>
-        <w:t xml:space="preserve">30 Ln. 19</w:t>
-      </w:r>
-      <w:r>
-        <w:noBreakHyphen/>
-      </w:r>
-      <w:r>
-        <w:t xml:space="preserve">10). The employer did not produce any records of the take-down at the hearing, nor did they produce the nurse to testify or any records that she may have taken. Malam testified at the hearing that it was within 2 minutes after the take-down that he began experiencing breathing difficulty and spitting up blood. (Tr. Pg. 29 Ln. 12</w:t>
-      </w:r>
-      <w:r>
-        <w:noBreakHyphen/>
-      </w:r>
-      <w:r>
-        <w:t xml:space="preserve">15). The employer’s nurse called the ambulance for him and told him he needed to go to the hospital. The ambulance arrived at an undocumented time and it was noted that Malam had been in an altercation with an inmate where the inmate landed on him and was “coughing up blood.” (Tr. Pg. 589). His sputum was noted to be “pink and bloody”. He had an abrasion on his left knee. He was in respiratory distress with chest pain. Medications were administered at 6:15 p.m. At Texas County Memorial Hospital chest x-rays and a CT scan were done because Malam reported difficulty breathing and he was diagnosed by Dr. Thomas Stubbs, MD and consulting physician with pulmonary contusions, “my impression was that he had severe pulmonary contusions”.</w:t>
+        <w:t xml:space="preserve">Malam testified at the hearing that he thought it was only a 10-⁠20 minutes between the time that he took down the inmate and the time that the nurse called the ambulance. (Tr. Pg. 29-⁠30 Ln. 19-⁠10). The employer did not produce any records of the take-down at the hearing, nor did they produce the nurse to testify or any records that she may have taken. Malam testified at the hearing that it was within 2 minutes after the take-down that he began experiencing breathing difficulty and spitting up blood. (Tr. Pg. 29 Ln. 12-⁠15). The employer’s nurse called the ambulance for him and told him he needed to go to the hospital. The ambulance arrived at an undocumented time and it was noted that Malam had been in an altercation with an inmate where the inmate landed on him and was “coughing up blood.” (Tr. Pg. 589). His sputum was noted to be “pink and bloody”. He had an abrasion on his left knee. He was in respiratory distress with chest pain. Medications were administered at 6:15 p.m. At Texas County Memorial Hospital chest x-rays and a CT scan were done because Malam reported difficulty breathing and he was diagnosed by Dr. Thomas Stubbs, MD and consulting physician with pulmonary contusions, “my impression was that he had severe pulmonary contusions”.</w:t>
       </w:r>
       <w:r>
         <w:rPr>
@@ -5410,53 +4922,23 @@
         <w:t xml:space="preserve"> </w:t>
       </w:r>
       <w:r>
-        <w:t xml:space="preserve">(Tr. Pg. 576). At 7:25 p.m. he was found unconscious in his hospital bed. (Tr. Pg. 574). He was then incubated as a result of “pulmonary injury at South Central Corrections”. (Tr. Pf. 578). Shortly thereafter, he was transported by air to Springfield, Missouri, where he was diagnosed with a “hypertensive crisis” and a heart catheterization was done on August 22, 2011. (Tr. Pg. 71). Renal arteries were normal and he did not have obstructive coronary artery disease. (Tr. Pg. 71). After his release from the hospital, he did extremely well and returned to work 6 weeks later. He continued to work since the accident without difficulty and has not had any further hypertensive crisis, congestive heart failure or any other medical issue. (Tr. pg. 16 ln. 4</w:t>
-      </w:r>
-      <w:r>
-        <w:noBreakHyphen/>
-      </w:r>
-      <w:r>
-        <w:t xml:space="preserve">9). The incident at work is the one and only time Malam has suffered from or been diagnosed with “hypertensive crisis” or “pulmonary contusion”.</w:t>
-      </w:r>
-    </w:p>
-    <w:p>
-      <w:pPr>
-        <w:pStyle w:val="BodyText"/>
-      </w:pPr>
-      <w:r>
-        <w:t xml:space="preserve">Dr. Koprivica saw Malam for an IME on September 18, 2012. (tr. Pg. 712</w:t>
-      </w:r>
-      <w:r>
-        <w:noBreakHyphen/>
-      </w:r>
-      <w:r>
-        <w:t xml:space="preserve">743). He took a history from Malam and noted that he fell to the ground and had to use “extreme exertion” (in Dr. Koprivica’s words, not Malam’s) in order to take the inmate to the ground. (Tr. Pg. 718). Dr. Koprivica noted that Malam suffered bruising as a result. (Tr. Pg. 718). Dr. Koprivica reviewed all of Malam’s medical records, performed a physical exam and concluded that the act of “taking down” the inmate was the direct and prevailing factor in precipitating the hypertensive crisis and need for medical treatment that followed the incident. (Tr. Pg. 721). The treatment was reasonable and necessary to cure and relieve the effects of the crisis. (Tr. Pg. 721). It was the “unexpected emotional and physical stresses associated with restraining the offender” that caused the hypertensive crisis and need for treatment of the condition. (Tr. Pg. 721). Had the event not occurred, it would have been impossible to predict the acute crisis and need for treatment. (Tr. Pg. 721). Malam was clearly exposed to a greater risk of the injury occurring than that of the general public. (Tr. Pg. 721). Dr. Koprivica did not feel that Malam had any permanent disability caused by the work incident, only preexisting disability caused by his preexisting hypertensive cardiomyopathy. (Tr. Pg. 721</w:t>
-      </w:r>
-      <w:r>
-        <w:noBreakHyphen/>
-      </w:r>
-      <w:r>
-        <w:t xml:space="preserve">22).</w:t>
-      </w:r>
-    </w:p>
-    <w:p>
-      <w:pPr>
-        <w:pStyle w:val="BodyText"/>
-      </w:pPr>
-      <w:r>
-        <w:t xml:space="preserve">Malam testified that the history taken by Dr. Puricelli was incorrect. She saw him for an IME at the employer’s request on September 22, 2011. (Tr. Pg. 16</w:t>
-      </w:r>
-      <w:r>
-        <w:noBreakHyphen/>
-      </w:r>
-      <w:r>
-        <w:t xml:space="preserve">17 Ln. 22</w:t>
-      </w:r>
-      <w:r>
-        <w:noBreakHyphen/>
-      </w:r>
-      <w:r>
-        <w:t xml:space="preserve">2). He never told Dr. Puricelli that “he did not fall to the floor” during the encounter with the inmate. (Tr. Pg. 787). Her statement that “He did not, admittedly, sustain any trauma” was completely false. Dr. Puricelli has not examined Malam since September 21, 2011, and did review any medical records or depositions taken since then. Based upon her expressed belief that “he did not, admittedly, sustain any trauma” she concluded that the August 12, 2011 work event was not the prevailing factor “in causing Mr. Malam’s above mentioned past or current diagnosis. (Tr. Pg. 791). “It is my opinion that his current diagnosis are hypertension, nonischemic cardiomyopahty, and diabetes melliltus. ⁠. ⁠. His preexisting conditions included history of hypertension, history of diabetes, and history of nonischemic cardiomyopathy.” (Tr. Pg. 791). “These pre-existing conditions contributed to the current diagnosis and the need for treatment that occurred on August 12, 2011.” (Tr. Pg. 791). Dr. Puricelli did not opine what, if any, injuries Malam did suffer in the incident and she did not opine anywhere as to whether the treatment Malam received was “necessary to cure and relieve the effects” of the August 12, 2011 incident. She did feel that Malam’s excessive drinking of fluids before the incident “exacerbated” his hypertension. (Tr. Pg. 791). She felt that another hypertensive crisis “could occur at any time” without adequate treatment. (Tr. Pg. 791).</w:t>
+        <w:t xml:space="preserve">(Tr. Pg. 576). At 7:25 p.m. he was found unconscious in his hospital bed. (Tr. Pg. 574). He was then incubated as a result of “pulmonary injury at South Central Corrections”. (Tr. Pf. 578). Shortly thereafter, he was transported by air to Springfield, Missouri, where he was diagnosed with a “hypertensive crisis” and a heart catheterization was done on August 22, 2011. (Tr. Pg. 71). Renal arteries were normal and he did not have obstructive coronary artery disease. (Tr. Pg. 71). After his release from the hospital, he did extremely well and returned to work 6 weeks later. He continued to work since the accident without difficulty and has not had any further hypertensive crisis, congestive heart failure or any other medical issue. (Tr. pg. 16 ln. 4-⁠9). The incident at work is the one and only time Malam has suffered from or been diagnosed with “hypertensive crisis” or “pulmonary contusion”.</w:t>
+      </w:r>
+    </w:p>
+    <w:p>
+      <w:pPr>
+        <w:pStyle w:val="BodyText"/>
+      </w:pPr>
+      <w:r>
+        <w:t xml:space="preserve">Dr. Koprivica saw Malam for an IME on September 18, 2012. (tr. Pg. 712-⁠743). He took a history from Malam and noted that he fell to the ground and had to use “extreme exertion” (in Dr. Koprivica’s words, not Malam’s) in order to take the inmate to the ground. (Tr. Pg. 718). Dr. Koprivica noted that Malam suffered bruising as a result. (Tr. Pg. 718). Dr. Koprivica reviewed all of Malam’s medical records, performed a physical exam and concluded that the act of “taking down” the inmate was the direct and prevailing factor in precipitating the hypertensive crisis and need for medical treatment that followed the incident. (Tr. Pg. 721). The treatment was reasonable and necessary to cure and relieve the effects of the crisis. (Tr. Pg. 721). It was the “unexpected emotional and physical stresses associated with restraining the offender” that caused the hypertensive crisis and need for treatment of the condition. (Tr. Pg. 721). Had the event not occurred, it would have been impossible to predict the acute crisis and need for treatment. (Tr. Pg. 721). Malam was clearly exposed to a greater risk of the injury occurring than that of the general public. (Tr. Pg. 721). Dr. Koprivica did not feel that Malam had any permanent disability caused by the work incident, only preexisting disability caused by his preexisting hypertensive cardiomyopathy. (Tr. Pg. 721-⁠22).</w:t>
+      </w:r>
+    </w:p>
+    <w:p>
+      <w:pPr>
+        <w:pStyle w:val="BodyText"/>
+      </w:pPr>
+      <w:r>
+        <w:t xml:space="preserve">Malam testified that the history taken by Dr. Puricelli was incorrect. She saw him for an IME at the employer’s request on September 22, 2011. (Tr. Pg. 16-⁠17 Ln. 22-⁠2). He never told Dr. Puricelli that “he did not fall to the floor” during the encounter with the inmate. (Tr. Pg. 787). Her statement that “He did not, admittedly, sustain any trauma” was completely false. Dr. Puricelli has not examined Malam since September 21, 2011, and did review any medical records or depositions taken since then. Based upon her expressed belief that “he did not, admittedly, sustain any trauma” she concluded that the August 12, 2011 work event was not the prevailing factor “in causing Mr. Malam’s above mentioned past or current diagnosis. (Tr. Pg. 791). “It is my opinion that his current diagnosis are hypertension, nonischemic cardiomyopahty, and diabetes melliltus. ⁠. ⁠. His preexisting conditions included history of hypertension, history of diabetes, and history of nonischemic cardiomyopathy.” (Tr. Pg. 791). “These pre-existing conditions contributed to the current diagnosis and the need for treatment that occurred on August 12, 2011.” (Tr. Pg. 791). Dr. Puricelli did not opine what, if any, injuries Malam did suffer in the incident and she did not opine anywhere as to whether the treatment Malam received was “necessary to cure and relieve the effects” of the August 12, 2011 incident. She did feel that Malam’s excessive drinking of fluids before the incident “exacerbated” his hypertension. (Tr. Pg. 791). She felt that another hypertensive crisis “could occur at any time” without adequate treatment. (Tr. Pg. 791).</w:t>
       </w:r>
     </w:p>
     <w:p>
@@ -5494,13 +4976,7 @@
         <w:pStyle w:val="BodyText"/>
       </w:pPr>
       <w:r>
-        <w:t xml:space="preserve">The Commission concluded, “We affirm and adopt the award of the administrative law judge to the extent it is not inconsistent with our supplemental findings, analysis, and conclusions herein.” (Appendix/​Award p 2</w:t>
-      </w:r>
-      <w:r>
-        <w:noBreakHyphen/>
-      </w:r>
-      <w:r>
-        <w:t xml:space="preserve">4).</w:t>
+        <w:t xml:space="preserve">The Commission concluded, “We affirm and adopt the award of the administrative law judge to the extent it is not inconsistent with our supplemental findings, analysis, and conclusions herein.” (Appendix/​Award p 2-⁠4).</w:t>
       </w:r>
     </w:p>
     <w:p>
@@ -6552,27 +6028,15 @@
         <w:footnoteReference w:id="10"/>
       </w:r>
       <w:r>
-        <w:t xml:space="preserve">. (Tr. Pg. 721). His opinion could not be clearer or less ambiguous. Nevertheless, the Commission determined that “Even if we were to credit this opinion from Dr. Koprivica, absent further explanation as to what Dr. Koprivica meant by choosing those specific words, we simply are unable to conclude that employee has proven the requisite degree of causation to satisfy the requirements of the statute.” (Appendix/​Award p I</w:t>
-      </w:r>
-      <w:r>
-        <w:noBreakHyphen/>
-      </w:r>
-      <w:r>
-        <w:t xml:space="preserve">3).</w:t>
-      </w:r>
-    </w:p>
-    <w:p>
-      <w:pPr>
-        <w:pStyle w:val="BodyText"/>
-      </w:pPr>
-      <w:r>
-        <w:t xml:space="preserve">Contrary to the Commission’s holding that Dr. Koprivica’s report “fails to provide any further explanation or discussion regarding causation”, Dr. Koprivica succinctly explained that he meant the incident not only to include sudden physical exertion, but also psychological trauma, “the prevailing factor precipitating the specific event were the unexpected emotional and physical stresses associated with restraining the offender”. Moreover, Dr. Koprivica clearly understood in his report that Malam had preexisting cardiomyopathy dating back to 2005, going so far as to point out that Malam suffered no permanent disability attributable to the event, because Malam had “ongoing cardiovascular impairment based upon the history of underlying hypertensive cardiomyopathy.” He further explained his position, “I would like to point out that but for the work injury, it would be impossible to predict that Mr. Malam would have developed the hypertensive crisis that has necessitated the care and treatment that followed the event.” (Tr. 721</w:t>
-      </w:r>
-      <w:r>
-        <w:noBreakHyphen/>
-      </w:r>
-      <w:r>
-        <w:t xml:space="preserve">722).</w:t>
+        <w:t xml:space="preserve">. (Tr. Pg. 721). His opinion could not be clearer or less ambiguous. Nevertheless, the Commission determined that “Even if we were to credit this opinion from Dr. Koprivica, absent further explanation as to what Dr. Koprivica meant by choosing those specific words, we simply are unable to conclude that employee has proven the requisite degree of causation to satisfy the requirements of the statute.” (Appendix/​Award p I-⁠3).</w:t>
+      </w:r>
+    </w:p>
+    <w:p>
+      <w:pPr>
+        <w:pStyle w:val="BodyText"/>
+      </w:pPr>
+      <w:r>
+        <w:t xml:space="preserve">Contrary to the Commission’s holding that Dr. Koprivica’s report “fails to provide any further explanation or discussion regarding causation”, Dr. Koprivica succinctly explained that he meant the incident not only to include sudden physical exertion, but also psychological trauma, “the prevailing factor precipitating the specific event were the unexpected emotional and physical stresses associated with restraining the offender”. Moreover, Dr. Koprivica clearly understood in his report that Malam had preexisting cardiomyopathy dating back to 2005, going so far as to point out that Malam suffered no permanent disability attributable to the event, because Malam had “ongoing cardiovascular impairment based upon the history of underlying hypertensive cardiomyopathy.” He further explained his position, “I would like to point out that but for the work injury, it would be impossible to predict that Mr. Malam would have developed the hypertensive crisis that has necessitated the care and treatment that followed the event.” (Tr. 721-⁠722).</w:t>
       </w:r>
     </w:p>
     <w:p>
@@ -6614,13 +6078,7 @@
         <w:pStyle w:val="BodyText"/>
       </w:pPr>
       <w:r>
-        <w:t xml:space="preserve">Notably, this is not an instance where the Commission didn’t find Dr. Koprivica credible, but rather a case where they didn’t understand the meaning of his words, even though they were plain and direct. Dr. Koprivica opined that the treatment was reasonable and necessary to cure and relieve the effects of the crisis. It was the “unexpected emotional and physical stresses associated with restraining the offender” that was the prevailing factor in causing the hypertensive crisis and need for treatment of the condition. Dr. Koprivica opined that the act “of taking down the inmate” was the prevailing factor in causing the subsequent “hypertensive crisis”. He also opined that there was a risk of injury associated with the job that was greater than that faced by the general public. (Tr. Pg. 721</w:t>
-      </w:r>
-      <w:r>
-        <w:noBreakHyphen/>
-      </w:r>
-      <w:r>
-        <w:t xml:space="preserve">722). There is no confusion or ambiguity in his words or intent.</w:t>
+        <w:t xml:space="preserve">Notably, this is not an instance where the Commission didn’t find Dr. Koprivica credible, but rather a case where they didn’t understand the meaning of his words, even though they were plain and direct. Dr. Koprivica opined that the treatment was reasonable and necessary to cure and relieve the effects of the crisis. It was the “unexpected emotional and physical stresses associated with restraining the offender” that was the prevailing factor in causing the hypertensive crisis and need for treatment of the condition. Dr. Koprivica opined that the act “of taking down the inmate” was the prevailing factor in causing the subsequent “hypertensive crisis”. He also opined that there was a risk of injury associated with the job that was greater than that faced by the general public. (Tr. Pg. 721-⁠722). There is no confusion or ambiguity in his words or intent.</w:t>
       </w:r>
     </w:p>
     <w:p>
@@ -6640,13 +6098,7 @@
         <w:t xml:space="preserve"> </w:t>
       </w:r>
       <w:r>
-        <w:t xml:space="preserve">(2005). Malam was not under any doctor’s restrictions for hypertension when he took down the prisoner. In fact, Malam had never suffered a hypertensive crisis before the work event and has not suffered a hypertensive crisis in the 3 years since the event, circumstantial factors that the Commission didn’t note or consider, even though the Commission did note that Malam’s hypertension was adequately treated with medication and check-ups before the work event. When Malam grabbed the inmate and tackled him to the cement floor, with his chest and torso falling on top of the back of the inmate, there was “unexpected trauma” resulting in “pulmonary contusions” to Malam’s lungs, as well as bruising to his rib cage and knees. The Commission specifically found that objective symptoms of injury, “employee’s difficulty breathing and his spitting up blood”, were evidence of the work accident. (Appendix/​Award p. i</w:t>
-      </w:r>
-      <w:r>
-        <w:noBreakHyphen/>
-      </w:r>
-      <w:r>
-        <w:t xml:space="preserve">2). Malam testified that he had bruising to the rib cage. (Tr. 772). Dr. Thomas Stubbs, the Texas County Memorial Hospital physician who saw Malam first, diagnosed his medical condition, “my impression was that he had severe pulmonary contusions”, following his review of x-rays and a chest CT scan. (Tr. Pg. 576). In the context of all of these circumstances and in conjunction with Dr. Koprivica’s opinions, the violent takedown of a combative prisoner could in no way be determined merely a (mere) triggering or precipitating factor in causing Malam bruising, pulmonary contusion, difficulty breathing or spitting up blood, resulting in hypertensive crisis.</w:t>
+        <w:t xml:space="preserve">(2005). Malam was not under any doctor’s restrictions for hypertension when he took down the prisoner. In fact, Malam had never suffered a hypertensive crisis before the work event and has not suffered a hypertensive crisis in the 3 years since the event, circumstantial factors that the Commission didn’t note or consider, even though the Commission did note that Malam’s hypertension was adequately treated with medication and check-ups before the work event. When Malam grabbed the inmate and tackled him to the cement floor, with his chest and torso falling on top of the back of the inmate, there was “unexpected trauma” resulting in “pulmonary contusions” to Malam’s lungs, as well as bruising to his rib cage and knees. The Commission specifically found that objective symptoms of injury, “employee’s difficulty breathing and his spitting up blood”, were evidence of the work accident. (Appendix/​Award p. i-⁠2). Malam testified that he had bruising to the rib cage. (Tr. 772). Dr. Thomas Stubbs, the Texas County Memorial Hospital physician who saw Malam first, diagnosed his medical condition, “my impression was that he had severe pulmonary contusions”, following his review of x-rays and a chest CT scan. (Tr. Pg. 576). In the context of all of these circumstances and in conjunction with Dr. Koprivica’s opinions, the violent takedown of a combative prisoner could in no way be determined merely a (mere) triggering or precipitating factor in causing Malam bruising, pulmonary contusion, difficulty breathing or spitting up blood, resulting in hypertensive crisis.</w:t>
       </w:r>
     </w:p>
     <w:p>
@@ -6766,13 +6218,7 @@
         <w:t xml:space="preserve">v. Emerson Elec. Co.</w:t>
       </w:r>
       <w:r>
-        <w:t xml:space="preserve">, 799 S.W.2d 939, 949</w:t>
-      </w:r>
-      <w:r>
-        <w:noBreakHyphen/>
-      </w:r>
-      <w:r>
-        <w:t xml:space="preserve">950 (Mo. App. 1990). Malam has met the requisite burden of proof. Under all off the facts and circumstances, including medical, historical and circumstantial, it is apparent that the sudden and unexpected take down of the prisoner was the prevailing factor in causing the medical condition. This is clear not only as a matter of law, Dr. Koprivica’s opinions are not subject to debate, but when considering the overwhelming weight of the evidence in light of all the evidence.</w:t>
+        <w:t xml:space="preserve">, 799 S.W.2d 939, 949-⁠950 (Mo. App. 1990). Malam has met the requisite burden of proof. Under all off the facts and circumstances, including medical, historical and circumstantial, it is apparent that the sudden and unexpected take down of the prisoner was the prevailing factor in causing the medical condition. This is clear not only as a matter of law, Dr. Koprivica’s opinions are not subject to debate, but when considering the overwhelming weight of the evidence in light of all the evidence.</w:t>
       </w:r>
     </w:p>
     <w:p>
@@ -7904,13 +7350,7 @@
         <w:pStyle w:val="BodyText"/>
       </w:pPr>
       <w:r>
-        <w:t xml:space="preserve">(Appendix/​Award p I</w:t>
-      </w:r>
-      <w:r>
-        <w:noBreakHyphen/>
-      </w:r>
-      <w:r>
-        <w:t xml:space="preserve">2).</w:t>
+        <w:t xml:space="preserve">(Appendix/​Award p I-⁠2).</w:t>
       </w:r>
     </w:p>
     <w:p>
@@ -7988,13 +7428,7 @@
         <w:t xml:space="preserve"> </w:t>
       </w:r>
       <w:r>
-        <w:t xml:space="preserve">at 522</w:t>
-      </w:r>
-      <w:r>
-        <w:noBreakHyphen/>
-      </w:r>
-      <w:r>
-        <w:t xml:space="preserve">523.</w:t>
+        <w:t xml:space="preserve">at 522-⁠523.</w:t>
       </w:r>
       <w:r>
         <w:t xml:space="preserve"> </w:t>
@@ -8042,13 +7476,7 @@
         <w:t xml:space="preserve"> </w:t>
       </w:r>
       <w:r>
-        <w:t xml:space="preserve">at 522</w:t>
-      </w:r>
-      <w:r>
-        <w:noBreakHyphen/>
-      </w:r>
-      <w:r>
-        <w:t xml:space="preserve">523.</w:t>
+        <w:t xml:space="preserve">at 522-⁠523.</w:t>
       </w:r>
     </w:p>
     <w:p>
@@ -8124,13 +7552,7 @@
         <w:t xml:space="preserve"> </w:t>
       </w:r>
       <w:r>
-        <w:t xml:space="preserve">370 S.W.3d 624, 633</w:t>
-      </w:r>
-      <w:r>
-        <w:noBreakHyphen/>
-      </w:r>
-      <w:r>
-        <w:t xml:space="preserve">634 (Mo. 2012) reaffirmed the principle that there is no prevailing factor test for proving that treatment is compensable. Once a compensable injury of any kind is established, then any treatment “necessary to cure and relieve the effects” of the compensable injury is itself compensable if the treatment “flows” from it:</w:t>
+        <w:t xml:space="preserve">370 S.W.3d 624, 633-⁠634 (Mo. 2012) reaffirmed the principle that there is no prevailing factor test for proving that treatment is compensable. Once a compensable injury of any kind is established, then any treatment “necessary to cure and relieve the effects” of the compensable injury is itself compensable if the treatment “flows” from it:</w:t>
       </w:r>
     </w:p>
     <w:p>
@@ -8242,13 +7664,7 @@
         <w:t xml:space="preserve">v. A.B. Chance, Co.</w:t>
       </w:r>
       <w:r>
-        <w:t xml:space="preserve">, 503 S.W.2d 697 (Mo. App. 1973). The court does not simply weigh the expert opinions in isolation, but in the context of the factual record. Herein, Malam testified credibly regarding the physically and emotionally traumatic nature of the prisoner take-down, his immediate onset of spitting up blood and difficulty breathing and these medical conditions were noted in the records. Dr. Koprivica opined that both the “unexpected emotional and physical stresses associated with restraining the offender” were “the prevailing factor precipitating the specific event”. (Tr. 721</w:t>
-      </w:r>
-      <w:r>
-        <w:noBreakHyphen/>
-      </w:r>
-      <w:r>
-        <w:t xml:space="preserve">722). There is clear, undisputed and overwhelming evidence of a compensable injury, including not only psychological stresses but physical stresses, i.e. spitting up blood, shortness of breath and bruising to the chest, that the Commission did not contemplate as a compensable injury and which subsequently led to the hypertensive crisis.</w:t>
+        <w:t xml:space="preserve">, 503 S.W.2d 697 (Mo. App. 1973). The court does not simply weigh the expert opinions in isolation, but in the context of the factual record. Herein, Malam testified credibly regarding the physically and emotionally traumatic nature of the prisoner take-down, his immediate onset of spitting up blood and difficulty breathing and these medical conditions were noted in the records. Dr. Koprivica opined that both the “unexpected emotional and physical stresses associated with restraining the offender” were “the prevailing factor precipitating the specific event”. (Tr. 721-⁠722). There is clear, undisputed and overwhelming evidence of a compensable injury, including not only psychological stresses but physical stresses, i.e. spitting up blood, shortness of breath and bruising to the chest, that the Commission did not contemplate as a compensable injury and which subsequently led to the hypertensive crisis.</w:t>
       </w:r>
     </w:p>
     <w:p>
@@ -8310,19 +7726,7 @@
         <w:t xml:space="preserve">v. Day’s Inn of Branson and Cox Medical Center</w:t>
       </w:r>
       <w:r>
-        <w:t xml:space="preserve">, 959 S.W.2d 486, 489 (Mo. App. 1998). The employee testified that the bills resulted from treatment for the work injury. (Tr. Pg. 19</w:t>
-      </w:r>
-      <w:r>
-        <w:noBreakHyphen/>
-      </w:r>
-      <w:r>
-        <w:t xml:space="preserve">20). His testimony was supported by Dr. Koprivica’s opinion that the treatment was “reasonable and necessary to cure the effects of the work trauma.” There was absolutely no evidence from Dr. Puricelli or anyone else that the medical treatment submitted was not “necessary to cure and relieve the effects” of a work injury. The $138,010.15 in outstanding medical expenses must be awarded to Malam. (Tr. 682</w:t>
-      </w:r>
-      <w:r>
-        <w:noBreakHyphen/>
-      </w:r>
-      <w:r>
-        <w:t xml:space="preserve">712 exhibits G, H, I).</w:t>
+        <w:t xml:space="preserve">, 959 S.W.2d 486, 489 (Mo. App. 1998). The employee testified that the bills resulted from treatment for the work injury. (Tr. Pg. 19-⁠20). His testimony was supported by Dr. Koprivica’s opinion that the treatment was “reasonable and necessary to cure the effects of the work trauma.” There was absolutely no evidence from Dr. Puricelli or anyone else that the medical treatment submitted was not “necessary to cure and relieve the effects” of a work injury. The $138,010.15 in outstanding medical expenses must be awarded to Malam. (Tr. 682-⁠712 exhibits G, H, I).</w:t>
       </w:r>
     </w:p>
     <w:p>
@@ -8613,9 +8017,7 @@
               <w:t xml:space="preserve"> </w:t>
             </w:r>
             <w:r>
-              <w:t xml:space="preserve">865</w:t>
-              <w:noBreakHyphen/>
-              <w:t xml:space="preserve">4444</w:t>
+              <w:t xml:space="preserve">865-⁠4444</w:t>
             </w:r>
           </w:p>
           <w:p>
@@ -8637,9 +8039,7 @@
               <w:t xml:space="preserve"> </w:t>
             </w:r>
             <w:r>
-              <w:t xml:space="preserve">865</w:t>
-              <w:noBreakHyphen/>
-              <w:t xml:space="preserve">5159</w:t>
+              <w:t xml:space="preserve">865-⁠5159</w:t>
             </w:r>
           </w:p>
           <w:p>
@@ -9728,7 +9128,7 @@
     <w:qFormat/>
     <w:pPr>
       <w:keepLines/>
-      <w:spacing w:before="0" w:after="140" w:line="299" w:lineRule="exact"/>
+      <w:spacing w:before="23" w:after="140" w:line="299" w:lineRule="exact"/>
     </w:pPr>
     <w:rPr>
       <w:sz w:val="26"/>
